--- a/lessons/3-4/downloads/reveal/teacher/3.4-homework-packet.docx
+++ b/lessons/3-4/downloads/reveal/teacher/3.4-homework-packet.docx
@@ -15,10 +15,28 @@
         <w:rPr>
           <w:rFonts w:ascii="Avenir Next" w:hAnsi="Avenir Next" w:cs="Avenir Next" w:eastAsia="Avenir Next"/>
           <w:color w:val="1A1A1A"/>
+          <w:sz w:val="22"/>
+          <w:szCs w:val="20"/>
+        </w:rPr>
+        <w:t xml:space="preserve">Name</w:t>
+      </w:r>
+      <w:r>
+        <w:rPr>
+          <w:rFonts w:ascii="Avenir Next" w:hAnsi="Avenir Next" w:cs="Avenir Next" w:eastAsia="Avenir Next"/>
+          <w:color w:val="1A1A1A"/>
           <w:sz w:val="20"/>
           <w:szCs w:val="20"/>
         </w:rPr>
-        <w:t xml:space="preserve">Name</w:t>
+        <w:tab/>
+      </w:r>
+      <w:r>
+        <w:rPr>
+          <w:rFonts w:ascii="Avenir Next" w:hAnsi="Avenir Next" w:cs="Avenir Next" w:eastAsia="Avenir Next"/>
+          <w:color w:val="1A1A1A"/>
+          <w:sz w:val="22"/>
+          <w:szCs w:val="20"/>
+        </w:rPr>
+        <w:t xml:space="preserve">   Date</w:t>
       </w:r>
       <w:r>
         <w:rPr>
@@ -33,25 +51,7 @@
         <w:rPr>
           <w:rFonts w:ascii="Avenir Next" w:hAnsi="Avenir Next" w:cs="Avenir Next" w:eastAsia="Avenir Next"/>
           <w:color w:val="1A1A1A"/>
-          <w:sz w:val="20"/>
-          <w:szCs w:val="20"/>
-        </w:rPr>
-        <w:t xml:space="preserve">   Date</w:t>
-      </w:r>
-      <w:r>
-        <w:rPr>
-          <w:rFonts w:ascii="Avenir Next" w:hAnsi="Avenir Next" w:cs="Avenir Next" w:eastAsia="Avenir Next"/>
-          <w:color w:val="1A1A1A"/>
-          <w:sz w:val="20"/>
-          <w:szCs w:val="20"/>
-        </w:rPr>
-        <w:tab/>
-      </w:r>
-      <w:r>
-        <w:rPr>
-          <w:rFonts w:ascii="Avenir Next" w:hAnsi="Avenir Next" w:cs="Avenir Next" w:eastAsia="Avenir Next"/>
-          <w:color w:val="1A1A1A"/>
-          <w:sz w:val="20"/>
+          <w:sz w:val="22"/>
           <w:szCs w:val="20"/>
         </w:rPr>
         <w:t xml:space="preserve">   Period</w:t>
@@ -78,7 +78,7 @@
           <w:caps/>
           <w:color w:val="003A70"/>
           <w:spacing w:val="12"/>
-          <w:sz w:val="19"/>
+          <w:sz w:val="22"/>
           <w:szCs w:val="19"/>
         </w:rPr>
         <w:t xml:space="preserve">Lesson 3-4  ·  Homework Packet  ·  Sheet 1 of 2</w:t>
@@ -86,6 +86,7 @@
     </w:p>
     <w:p>
       <w:pPr>
+        <w:pStyle w:val="Heading1"/>
         <w:keepNext/>
         <w:spacing w:before="0" w:after="0" w:line="240" w:lineRule="auto"/>
       </w:pPr>
@@ -111,7 +112,7 @@
         <w:rPr>
           <w:rFonts w:ascii="Avenir Next" w:hAnsi="Avenir Next" w:cs="Avenir Next" w:eastAsia="Avenir Next"/>
           <w:color w:val="5A5F66"/>
-          <w:sz w:val="17"/>
+          <w:sz w:val="22"/>
           <w:szCs w:val="17"/>
         </w:rPr>
         <w:t xml:space="preserve">Maryland Standard 6.RP.A.3a   ·   Learning target — I can turn a ratio into ordered pairs and plot them on a coordinate plane.</w:t>
@@ -158,6 +159,7 @@
           </w:tcPr>
           <w:p>
             <w:pPr>
+              <w:pStyle w:val="Heading2"/>
               <w:spacing w:before="0" w:after="0" w:line="240" w:lineRule="auto"/>
             </w:pPr>
             <w:r>
@@ -185,44 +187,44 @@
                 <w:rFonts w:ascii="Avenir Next" w:hAnsi="Avenir Next" w:cs="Avenir Next" w:eastAsia="Avenir Next"/>
                 <w:b/>
                 <w:color w:val="003A70"/>
+                <w:sz w:val="22"/>
+                <w:szCs w:val="18"/>
+              </w:rPr>
+              <w:t xml:space="preserve">•</w:t>
+            </w:r>
+            <w:r>
+              <w:rPr>
+                <w:rFonts w:ascii="Avenir Next" w:hAnsi="Avenir Next" w:cs="Avenir Next" w:eastAsia="Avenir Next"/>
+                <w:color w:val="1A1A1A"/>
                 <w:sz w:val="18"/>
                 <w:szCs w:val="18"/>
               </w:rPr>
-              <w:t xml:space="preserve">•</w:t>
-            </w:r>
-            <w:r>
-              <w:rPr>
-                <w:rFonts w:ascii="Avenir Next" w:hAnsi="Avenir Next" w:cs="Avenir Next" w:eastAsia="Avenir Next"/>
-                <w:color w:val="1A1A1A"/>
-                <w:sz w:val="18"/>
+              <w:tab/>
+            </w:r>
+            <w:r>
+              <w:rPr>
+                <w:rFonts w:ascii="Avenir Next" w:hAnsi="Avenir Next" w:cs="Avenir Next" w:eastAsia="Avenir Next"/>
+                <w:color w:val="1A1A1A"/>
+                <w:sz w:val="22"/>
                 <w:szCs w:val="18"/>
               </w:rPr>
-              <w:tab/>
-            </w:r>
-            <w:r>
-              <w:rPr>
-                <w:rFonts w:ascii="Avenir Next" w:hAnsi="Avenir Next" w:cs="Avenir Next" w:eastAsia="Avenir Next"/>
-                <w:color w:val="1A1A1A"/>
-                <w:sz w:val="18"/>
+              <w:t xml:space="preserve">Write each pair from a ratio table as an </w:t>
+            </w:r>
+            <w:r>
+              <w:rPr>
+                <w:rFonts w:ascii="Avenir Next" w:hAnsi="Avenir Next" w:cs="Avenir Next" w:eastAsia="Avenir Next"/>
+                <w:b/>
+                <w:color w:val="1A1A1A"/>
+                <w:sz w:val="22"/>
                 <w:szCs w:val="18"/>
               </w:rPr>
-              <w:t xml:space="preserve">Write each pair from a ratio table as an </w:t>
-            </w:r>
-            <w:r>
-              <w:rPr>
-                <w:rFonts w:ascii="Avenir Next" w:hAnsi="Avenir Next" w:cs="Avenir Next" w:eastAsia="Avenir Next"/>
-                <w:b/>
-                <w:color w:val="1A1A1A"/>
-                <w:sz w:val="18"/>
-                <w:szCs w:val="18"/>
-              </w:rPr>
               <w:t xml:space="preserve">ordered pair (x, y)</w:t>
             </w:r>
             <w:r>
               <w:rPr>
                 <w:rFonts w:ascii="Avenir Next" w:hAnsi="Avenir Next" w:cs="Avenir Next" w:eastAsia="Avenir Next"/>
                 <w:color w:val="1A1A1A"/>
-                <w:sz w:val="18"/>
+                <w:sz w:val="22"/>
                 <w:szCs w:val="18"/>
               </w:rPr>
               <w:t xml:space="preserve">. The first quantity is x.</w:t>
@@ -241,44 +243,44 @@
                 <w:rFonts w:ascii="Avenir Next" w:hAnsi="Avenir Next" w:cs="Avenir Next" w:eastAsia="Avenir Next"/>
                 <w:b/>
                 <w:color w:val="003A70"/>
+                <w:sz w:val="22"/>
+                <w:szCs w:val="18"/>
+              </w:rPr>
+              <w:t xml:space="preserve">•</w:t>
+            </w:r>
+            <w:r>
+              <w:rPr>
+                <w:rFonts w:ascii="Avenir Next" w:hAnsi="Avenir Next" w:cs="Avenir Next" w:eastAsia="Avenir Next"/>
+                <w:color w:val="1A1A1A"/>
                 <w:sz w:val="18"/>
                 <w:szCs w:val="18"/>
               </w:rPr>
-              <w:t xml:space="preserve">•</w:t>
-            </w:r>
-            <w:r>
-              <w:rPr>
-                <w:rFonts w:ascii="Avenir Next" w:hAnsi="Avenir Next" w:cs="Avenir Next" w:eastAsia="Avenir Next"/>
-                <w:color w:val="1A1A1A"/>
-                <w:sz w:val="18"/>
+              <w:tab/>
+            </w:r>
+            <w:r>
+              <w:rPr>
+                <w:rFonts w:ascii="Avenir Next" w:hAnsi="Avenir Next" w:cs="Avenir Next" w:eastAsia="Avenir Next"/>
+                <w:color w:val="1A1A1A"/>
+                <w:sz w:val="22"/>
                 <w:szCs w:val="18"/>
               </w:rPr>
-              <w:tab/>
-            </w:r>
-            <w:r>
-              <w:rPr>
-                <w:rFonts w:ascii="Avenir Next" w:hAnsi="Avenir Next" w:cs="Avenir Next" w:eastAsia="Avenir Next"/>
-                <w:color w:val="1A1A1A"/>
-                <w:sz w:val="18"/>
+              <w:t xml:space="preserve">Points for equivalent ratios lie on a </w:t>
+            </w:r>
+            <w:r>
+              <w:rPr>
+                <w:rFonts w:ascii="Avenir Next" w:hAnsi="Avenir Next" w:cs="Avenir Next" w:eastAsia="Avenir Next"/>
+                <w:b/>
+                <w:color w:val="1A1A1A"/>
+                <w:sz w:val="22"/>
                 <w:szCs w:val="18"/>
               </w:rPr>
-              <w:t xml:space="preserve">Points for equivalent ratios lie on a </w:t>
-            </w:r>
-            <w:r>
-              <w:rPr>
-                <w:rFonts w:ascii="Avenir Next" w:hAnsi="Avenir Next" w:cs="Avenir Next" w:eastAsia="Avenir Next"/>
-                <w:b/>
-                <w:color w:val="1A1A1A"/>
-                <w:sz w:val="18"/>
-                <w:szCs w:val="18"/>
-              </w:rPr>
               <w:t xml:space="preserve">straight line through (0, 0)</w:t>
             </w:r>
             <w:r>
               <w:rPr>
                 <w:rFonts w:ascii="Avenir Next" w:hAnsi="Avenir Next" w:cs="Avenir Next" w:eastAsia="Avenir Next"/>
                 <w:color w:val="1A1A1A"/>
-                <w:sz w:val="18"/>
+                <w:sz w:val="22"/>
                 <w:szCs w:val="18"/>
               </w:rPr>
               <w:t xml:space="preserve">.</w:t>
@@ -293,6 +295,7 @@
           </w:tcPr>
           <w:p>
             <w:pPr>
+              <w:pStyle w:val="Heading2"/>
               <w:spacing w:before="0" w:after="0" w:line="240" w:lineRule="auto"/>
             </w:pPr>
             <w:r>
@@ -315,7 +318,7 @@
               <w:rPr>
                 <w:rFonts w:ascii="Avenir Next" w:hAnsi="Avenir Next" w:cs="Avenir Next" w:eastAsia="Avenir Next"/>
                 <w:color w:val="1A1A1A"/>
-                <w:sz w:val="17"/>
+                <w:sz w:val="22"/>
                 <w:szCs w:val="17"/>
               </w:rPr>
               <w:t xml:space="preserve">A pack holds 4 juice boxes. Let x = packs and y = juice boxes. Write ordered pairs for 1, 2, and 3 packs.</w:t>
@@ -334,25 +337,25 @@
                 <w:rFonts w:ascii="Avenir Next" w:hAnsi="Avenir Next" w:cs="Avenir Next" w:eastAsia="Avenir Next"/>
                 <w:b/>
                 <w:color w:val="003A70"/>
+                <w:sz w:val="22"/>
+                <w:szCs w:val="17"/>
+              </w:rPr>
+              <w:t xml:space="preserve">Step 1</w:t>
+            </w:r>
+            <w:r>
+              <w:rPr>
+                <w:rFonts w:ascii="Avenir Next" w:hAnsi="Avenir Next" w:cs="Avenir Next" w:eastAsia="Avenir Next"/>
+                <w:color w:val="1A1A1A"/>
                 <w:sz w:val="17"/>
                 <w:szCs w:val="17"/>
               </w:rPr>
-              <w:t xml:space="preserve">Step 1</w:t>
-            </w:r>
-            <w:r>
-              <w:rPr>
-                <w:rFonts w:ascii="Avenir Next" w:hAnsi="Avenir Next" w:cs="Avenir Next" w:eastAsia="Avenir Next"/>
-                <w:color w:val="1A1A1A"/>
-                <w:sz w:val="17"/>
-                <w:szCs w:val="17"/>
-              </w:rPr>
               <w:tab/>
             </w:r>
             <w:r>
               <w:rPr>
                 <w:rFonts w:ascii="Avenir Next" w:hAnsi="Avenir Next" w:cs="Avenir Next" w:eastAsia="Avenir Next"/>
                 <w:color w:val="1A1A1A"/>
-                <w:sz w:val="17"/>
+                <w:sz w:val="22"/>
                 <w:szCs w:val="17"/>
               </w:rPr>
               <w:t xml:space="preserve">Table: 1 pack, 4 boxes; 2 packs, 8 boxes; 3 packs, 12 boxes</w:t>
@@ -371,25 +374,25 @@
                 <w:rFonts w:ascii="Avenir Next" w:hAnsi="Avenir Next" w:cs="Avenir Next" w:eastAsia="Avenir Next"/>
                 <w:b/>
                 <w:color w:val="003A70"/>
+                <w:sz w:val="22"/>
+                <w:szCs w:val="17"/>
+              </w:rPr>
+              <w:t xml:space="preserve">Step 2</w:t>
+            </w:r>
+            <w:r>
+              <w:rPr>
+                <w:rFonts w:ascii="Avenir Next" w:hAnsi="Avenir Next" w:cs="Avenir Next" w:eastAsia="Avenir Next"/>
+                <w:color w:val="1A1A1A"/>
                 <w:sz w:val="17"/>
                 <w:szCs w:val="17"/>
               </w:rPr>
-              <w:t xml:space="preserve">Step 2</w:t>
-            </w:r>
-            <w:r>
-              <w:rPr>
-                <w:rFonts w:ascii="Avenir Next" w:hAnsi="Avenir Next" w:cs="Avenir Next" w:eastAsia="Avenir Next"/>
-                <w:color w:val="1A1A1A"/>
-                <w:sz w:val="17"/>
-                <w:szCs w:val="17"/>
-              </w:rPr>
               <w:tab/>
             </w:r>
             <w:r>
               <w:rPr>
                 <w:rFonts w:ascii="Avenir Next" w:hAnsi="Avenir Next" w:cs="Avenir Next" w:eastAsia="Avenir Next"/>
                 <w:color w:val="1A1A1A"/>
-                <w:sz w:val="17"/>
+                <w:sz w:val="22"/>
                 <w:szCs w:val="17"/>
               </w:rPr>
               <w:t xml:space="preserve">Ordered pairs: (1, 4), (2, 8), (3, 12)</w:t>
@@ -408,18 +411,18 @@
                 <w:rFonts w:ascii="Avenir Next" w:hAnsi="Avenir Next" w:cs="Avenir Next" w:eastAsia="Avenir Next"/>
                 <w:b/>
                 <w:color w:val="1A1A1A"/>
+                <w:sz w:val="22"/>
+                <w:szCs w:val="17"/>
+              </w:rPr>
+              <w:t xml:space="preserve">Answer</w:t>
+            </w:r>
+            <w:r>
+              <w:rPr>
+                <w:rFonts w:ascii="Avenir Next" w:hAnsi="Avenir Next" w:cs="Avenir Next" w:eastAsia="Avenir Next"/>
+                <w:color w:val="1A1A1A"/>
                 <w:sz w:val="17"/>
                 <w:szCs w:val="17"/>
               </w:rPr>
-              <w:t xml:space="preserve">Answer</w:t>
-            </w:r>
-            <w:r>
-              <w:rPr>
-                <w:rFonts w:ascii="Avenir Next" w:hAnsi="Avenir Next" w:cs="Avenir Next" w:eastAsia="Avenir Next"/>
-                <w:color w:val="1A1A1A"/>
-                <w:sz w:val="17"/>
-                <w:szCs w:val="17"/>
-              </w:rPr>
               <w:tab/>
             </w:r>
             <w:r>
@@ -427,7 +430,7 @@
                 <w:rFonts w:ascii="Avenir Next" w:hAnsi="Avenir Next" w:cs="Avenir Next" w:eastAsia="Avenir Next"/>
                 <w:b/>
                 <w:color w:val="1A1A1A"/>
-                <w:sz w:val="17"/>
+                <w:sz w:val="22"/>
                 <w:szCs w:val="17"/>
               </w:rPr>
               <w:t xml:space="preserve">(0, 0), (1, 4), (2, 8), (3, 12) lie on one line.</w:t>
@@ -438,6 +441,7 @@
     </w:tbl>
     <w:p>
       <w:pPr>
+        <w:pStyle w:val="Heading2"/>
         <w:keepNext/>
         <w:pBdr>
           <w:bottom w:val="single" w:sz="8" w:space="3" w:color="003A70"/>
@@ -453,7 +457,7 @@
           <w:b/>
           <w:color w:val="003A70"/>
           <w:spacing w:val="14"/>
-          <w:sz w:val="19"/>
+          <w:sz w:val="22"/>
           <w:szCs w:val="19"/>
         </w:rPr>
         <w:t xml:space="preserve">PRACTICE</w:t>
@@ -472,7 +476,7 @@
           <w:rFonts w:ascii="Avenir Next" w:hAnsi="Avenir Next" w:cs="Avenir Next" w:eastAsia="Avenir Next"/>
           <w:i/>
           <w:color w:val="5A5F66"/>
-          <w:sz w:val="17"/>
+          <w:sz w:val="22"/>
           <w:szCs w:val="17"/>
         </w:rPr>
         <w:t xml:space="preserve">show your work · label units</w:t>
@@ -492,25 +496,25 @@
           <w:rFonts w:ascii="Avenir Next" w:hAnsi="Avenir Next" w:cs="Avenir Next" w:eastAsia="Avenir Next"/>
           <w:b/>
           <w:color w:val="1A1A1A"/>
+          <w:sz w:val="22"/>
+          <w:szCs w:val="20"/>
+        </w:rPr>
+        <w:t xml:space="preserve">1.</w:t>
+      </w:r>
+      <w:r>
+        <w:rPr>
+          <w:rFonts w:ascii="Avenir Next" w:hAnsi="Avenir Next" w:cs="Avenir Next" w:eastAsia="Avenir Next"/>
+          <w:color w:val="1A1A1A"/>
           <w:sz w:val="20"/>
           <w:szCs w:val="20"/>
         </w:rPr>
-        <w:t xml:space="preserve">1.</w:t>
-      </w:r>
-      <w:r>
-        <w:rPr>
-          <w:rFonts w:ascii="Avenir Next" w:hAnsi="Avenir Next" w:cs="Avenir Next" w:eastAsia="Avenir Next"/>
-          <w:color w:val="1A1A1A"/>
-          <w:sz w:val="20"/>
-          <w:szCs w:val="20"/>
-        </w:rPr>
         <w:tab/>
       </w:r>
       <w:r>
         <w:rPr>
           <w:rFonts w:ascii="Avenir Next" w:hAnsi="Avenir Next" w:cs="Avenir Next" w:eastAsia="Avenir Next"/>
           <w:color w:val="1A1A1A"/>
-          <w:sz w:val="20"/>
+          <w:sz w:val="22"/>
           <w:szCs w:val="20"/>
         </w:rPr>
         <w:t xml:space="preserve">Each bag holds 3 oranges. Complete the table. Then write each column as an ordered pair.</w:t>
@@ -566,7 +570,7 @@
                 <w:rFonts w:ascii="Avenir Next" w:hAnsi="Avenir Next" w:cs="Avenir Next" w:eastAsia="Avenir Next"/>
                 <w:b/>
                 <w:color w:val="1A1A1A"/>
-                <w:sz w:val="19"/>
+                <w:sz w:val="22"/>
                 <w:szCs w:val="19"/>
               </w:rPr>
               <w:t xml:space="preserve">Bags (x)</w:t>
@@ -587,7 +591,7 @@
               <w:rPr>
                 <w:rFonts w:ascii="Avenir Next" w:hAnsi="Avenir Next" w:cs="Avenir Next" w:eastAsia="Avenir Next"/>
                 <w:color w:val="1A1A1A"/>
-                <w:sz w:val="19"/>
+                <w:sz w:val="22"/>
                 <w:szCs w:val="19"/>
               </w:rPr>
               <w:t xml:space="preserve">1</w:t>
@@ -608,7 +612,7 @@
               <w:rPr>
                 <w:rFonts w:ascii="Avenir Next" w:hAnsi="Avenir Next" w:cs="Avenir Next" w:eastAsia="Avenir Next"/>
                 <w:color w:val="1A1A1A"/>
-                <w:sz w:val="19"/>
+                <w:sz w:val="22"/>
                 <w:szCs w:val="19"/>
               </w:rPr>
               <w:t xml:space="preserve">2</w:t>
@@ -629,7 +633,7 @@
               <w:rPr>
                 <w:rFonts w:ascii="Avenir Next" w:hAnsi="Avenir Next" w:cs="Avenir Next" w:eastAsia="Avenir Next"/>
                 <w:color w:val="1A1A1A"/>
-                <w:sz w:val="19"/>
+                <w:sz w:val="22"/>
                 <w:szCs w:val="19"/>
               </w:rPr>
               <w:t xml:space="preserve">3</w:t>
@@ -650,7 +654,7 @@
               <w:rPr>
                 <w:rFonts w:ascii="Avenir Next" w:hAnsi="Avenir Next" w:cs="Avenir Next" w:eastAsia="Avenir Next"/>
                 <w:color w:val="1A1A1A"/>
-                <w:sz w:val="19"/>
+                <w:sz w:val="22"/>
                 <w:szCs w:val="19"/>
               </w:rPr>
               <w:t xml:space="preserve">4</w:t>
@@ -679,7 +683,7 @@
                 <w:rFonts w:ascii="Avenir Next" w:hAnsi="Avenir Next" w:cs="Avenir Next" w:eastAsia="Avenir Next"/>
                 <w:b/>
                 <w:color w:val="1A1A1A"/>
-                <w:sz w:val="19"/>
+                <w:sz w:val="22"/>
                 <w:szCs w:val="19"/>
               </w:rPr>
               <w:t xml:space="preserve">Oranges (y)</w:t>
@@ -700,7 +704,7 @@
               <w:rPr>
                 <w:rFonts w:ascii="Avenir Next" w:hAnsi="Avenir Next" w:cs="Avenir Next" w:eastAsia="Avenir Next"/>
                 <w:color w:val="1A1A1A"/>
-                <w:sz w:val="19"/>
+                <w:sz w:val="22"/>
                 <w:szCs w:val="19"/>
               </w:rPr>
               <w:t xml:space="preserve">3</w:t>
@@ -762,7 +766,7 @@
                 <w:rFonts w:ascii="Avenir Next" w:hAnsi="Avenir Next" w:cs="Avenir Next" w:eastAsia="Avenir Next"/>
                 <w:b/>
                 <w:color w:val="1A1A1A"/>
-                <w:sz w:val="19"/>
+                <w:sz w:val="22"/>
                 <w:szCs w:val="19"/>
               </w:rPr>
               <w:t xml:space="preserve">(x, y)</w:t>
@@ -783,7 +787,7 @@
               <w:rPr>
                 <w:rFonts w:ascii="Avenir Next" w:hAnsi="Avenir Next" w:cs="Avenir Next" w:eastAsia="Avenir Next"/>
                 <w:color w:val="1A1A1A"/>
-                <w:sz w:val="19"/>
+                <w:sz w:val="22"/>
                 <w:szCs w:val="19"/>
               </w:rPr>
               <w:t xml:space="preserve">(1, 3)</w:t>
@@ -883,25 +887,25 @@
                 <w:rFonts w:ascii="Avenir Next" w:hAnsi="Avenir Next" w:cs="Avenir Next" w:eastAsia="Avenir Next"/>
                 <w:b/>
                 <w:color w:val="1A1A1A"/>
+                <w:sz w:val="22"/>
+                <w:szCs w:val="20"/>
+              </w:rPr>
+              <w:t xml:space="preserve">2.</w:t>
+            </w:r>
+            <w:r>
+              <w:rPr>
+                <w:rFonts w:ascii="Avenir Next" w:hAnsi="Avenir Next" w:cs="Avenir Next" w:eastAsia="Avenir Next"/>
+                <w:color w:val="1A1A1A"/>
                 <w:sz w:val="20"/>
                 <w:szCs w:val="20"/>
               </w:rPr>
-              <w:t xml:space="preserve">2.</w:t>
-            </w:r>
-            <w:r>
-              <w:rPr>
-                <w:rFonts w:ascii="Avenir Next" w:hAnsi="Avenir Next" w:cs="Avenir Next" w:eastAsia="Avenir Next"/>
-                <w:color w:val="1A1A1A"/>
-                <w:sz w:val="20"/>
-                <w:szCs w:val="20"/>
-              </w:rPr>
               <w:tab/>
             </w:r>
             <w:r>
               <w:rPr>
                 <w:rFonts w:ascii="Avenir Next" w:hAnsi="Avenir Next" w:cs="Avenir Next" w:eastAsia="Avenir Next"/>
                 <w:color w:val="1A1A1A"/>
-                <w:sz w:val="20"/>
+                <w:sz w:val="22"/>
                 <w:szCs w:val="20"/>
               </w:rPr>
               <w:t xml:space="preserve">Plot the ordered pairs from Exercise 1. Draw a line through the points. Does the line pass through (0, 0)? What does (0, 0) mean?</w:t>
@@ -920,7 +924,7 @@
                 <w:rFonts w:ascii="Avenir Next" w:hAnsi="Avenir Next" w:cs="Avenir Next" w:eastAsia="Avenir Next"/>
                 <w:b/>
                 <w:color w:val="1A1A1A"/>
-                <w:sz w:val="18"/>
+                <w:sz w:val="22"/>
                 <w:szCs w:val="18"/>
               </w:rPr>
               <w:t xml:space="preserve">(0, 0) means</w:t>
@@ -953,7 +957,7 @@
               <w:drawing>
                 <wp:inline distT="0" distB="0" distL="0" distR="0">
                   <wp:extent cx="1737360" cy="1268145"/>
-                  <wp:docPr id="1" name="Figure 1"/>
+                  <wp:docPr id="1" name="Figure 1" descr="Coordinate grid. Horizontal axis Bags: 0 to 5, ticks every 1. Vertical axis Oranges: 0 to 15, ticks every 3. Blank grid for the student to plot."/>
                   <a:graphic xmlns:a="http://schemas.openxmlformats.org/drawingml/2006/main">
                     <a:graphicData uri="http://schemas.openxmlformats.org/drawingml/2006/picture">
                       <pic:pic xmlns:pic="http://schemas.openxmlformats.org/drawingml/2006/picture">
@@ -1005,25 +1009,25 @@
           <w:rFonts w:ascii="Avenir Next" w:hAnsi="Avenir Next" w:cs="Avenir Next" w:eastAsia="Avenir Next"/>
           <w:b/>
           <w:color w:val="1A1A1A"/>
+          <w:sz w:val="22"/>
+          <w:szCs w:val="20"/>
+        </w:rPr>
+        <w:t xml:space="preserve">3.</w:t>
+      </w:r>
+      <w:r>
+        <w:rPr>
+          <w:rFonts w:ascii="Avenir Next" w:hAnsi="Avenir Next" w:cs="Avenir Next" w:eastAsia="Avenir Next"/>
+          <w:color w:val="1A1A1A"/>
           <w:sz w:val="20"/>
           <w:szCs w:val="20"/>
         </w:rPr>
-        <w:t xml:space="preserve">3.</w:t>
-      </w:r>
-      <w:r>
-        <w:rPr>
-          <w:rFonts w:ascii="Avenir Next" w:hAnsi="Avenir Next" w:cs="Avenir Next" w:eastAsia="Avenir Next"/>
-          <w:color w:val="1A1A1A"/>
-          <w:sz w:val="20"/>
-          <w:szCs w:val="20"/>
-        </w:rPr>
         <w:tab/>
       </w:r>
       <w:r>
         <w:rPr>
           <w:rFonts w:ascii="Avenir Next" w:hAnsi="Avenir Next" w:cs="Avenir Next" w:eastAsia="Avenir Next"/>
           <w:color w:val="1A1A1A"/>
-          <w:sz w:val="20"/>
+          <w:sz w:val="22"/>
           <w:szCs w:val="20"/>
         </w:rPr>
         <w:t xml:space="preserve">A muffin batch uses 2 cups of flour (x = batches, y = cups). Write the ordered pair for:</w:t>
@@ -1078,25 +1082,25 @@
                 <w:rFonts w:ascii="Avenir Next" w:hAnsi="Avenir Next" w:cs="Avenir Next" w:eastAsia="Avenir Next"/>
                 <w:b/>
                 <w:color w:val="003A70"/>
+                <w:sz w:val="22"/>
+                <w:szCs w:val="20"/>
+              </w:rPr>
+              <w:t xml:space="preserve">a.</w:t>
+            </w:r>
+            <w:r>
+              <w:rPr>
+                <w:rFonts w:ascii="Avenir Next" w:hAnsi="Avenir Next" w:cs="Avenir Next" w:eastAsia="Avenir Next"/>
+                <w:color w:val="1A1A1A"/>
                 <w:sz w:val="20"/>
                 <w:szCs w:val="20"/>
               </w:rPr>
-              <w:t xml:space="preserve">a.</w:t>
-            </w:r>
-            <w:r>
-              <w:rPr>
-                <w:rFonts w:ascii="Avenir Next" w:hAnsi="Avenir Next" w:cs="Avenir Next" w:eastAsia="Avenir Next"/>
-                <w:color w:val="1A1A1A"/>
-                <w:sz w:val="20"/>
-                <w:szCs w:val="20"/>
-              </w:rPr>
               <w:tab/>
             </w:r>
             <w:r>
               <w:rPr>
                 <w:rFonts w:ascii="Avenir Next" w:hAnsi="Avenir Next" w:cs="Avenir Next" w:eastAsia="Avenir Next"/>
                 <w:color w:val="1A1A1A"/>
-                <w:sz w:val="20"/>
+                <w:sz w:val="22"/>
                 <w:szCs w:val="20"/>
               </w:rPr>
               <w:t xml:space="preserve">7 batches</w:t>
@@ -1140,25 +1144,25 @@
                 <w:rFonts w:ascii="Avenir Next" w:hAnsi="Avenir Next" w:cs="Avenir Next" w:eastAsia="Avenir Next"/>
                 <w:b/>
                 <w:color w:val="003A70"/>
+                <w:sz w:val="22"/>
+                <w:szCs w:val="20"/>
+              </w:rPr>
+              <w:t xml:space="preserve">b.</w:t>
+            </w:r>
+            <w:r>
+              <w:rPr>
+                <w:rFonts w:ascii="Avenir Next" w:hAnsi="Avenir Next" w:cs="Avenir Next" w:eastAsia="Avenir Next"/>
+                <w:color w:val="1A1A1A"/>
                 <w:sz w:val="20"/>
                 <w:szCs w:val="20"/>
               </w:rPr>
-              <w:t xml:space="preserve">b.</w:t>
-            </w:r>
-            <w:r>
-              <w:rPr>
-                <w:rFonts w:ascii="Avenir Next" w:hAnsi="Avenir Next" w:cs="Avenir Next" w:eastAsia="Avenir Next"/>
-                <w:color w:val="1A1A1A"/>
-                <w:sz w:val="20"/>
-                <w:szCs w:val="20"/>
-              </w:rPr>
               <w:tab/>
             </w:r>
             <w:r>
               <w:rPr>
                 <w:rFonts w:ascii="Avenir Next" w:hAnsi="Avenir Next" w:cs="Avenir Next" w:eastAsia="Avenir Next"/>
                 <w:color w:val="1A1A1A"/>
-                <w:sz w:val="20"/>
+                <w:sz w:val="22"/>
                 <w:szCs w:val="20"/>
               </w:rPr>
               <w:t xml:space="preserve">18 cups of flour</w:t>
@@ -1205,18 +1209,18 @@
           <w:rFonts w:ascii="Avenir Next" w:hAnsi="Avenir Next" w:cs="Avenir Next" w:eastAsia="Avenir Next"/>
           <w:b/>
           <w:color w:val="1A1A1A"/>
+          <w:sz w:val="22"/>
+          <w:szCs w:val="20"/>
+        </w:rPr>
+        <w:t xml:space="preserve">4.</w:t>
+      </w:r>
+      <w:r>
+        <w:rPr>
+          <w:rFonts w:ascii="Avenir Next" w:hAnsi="Avenir Next" w:cs="Avenir Next" w:eastAsia="Avenir Next"/>
+          <w:color w:val="1A1A1A"/>
           <w:sz w:val="20"/>
           <w:szCs w:val="20"/>
         </w:rPr>
-        <w:t xml:space="preserve">4.</w:t>
-      </w:r>
-      <w:r>
-        <w:rPr>
-          <w:rFonts w:ascii="Avenir Next" w:hAnsi="Avenir Next" w:cs="Avenir Next" w:eastAsia="Avenir Next"/>
-          <w:color w:val="1A1A1A"/>
-          <w:sz w:val="20"/>
-          <w:szCs w:val="20"/>
-        </w:rPr>
         <w:tab/>
       </w:r>
       <w:r>
@@ -1224,7 +1228,7 @@
           <w:rFonts w:ascii="Avenir Next" w:hAnsi="Avenir Next" w:cs="Avenir Next" w:eastAsia="Avenir Next"/>
           <w:b/>
           <w:color w:val="1A1A1A"/>
-          <w:sz w:val="20"/>
+          <w:sz w:val="22"/>
           <w:szCs w:val="20"/>
         </w:rPr>
         <w:t xml:space="preserve">Garden Rows.  </w:t>
@@ -1233,7 +1237,7 @@
         <w:rPr>
           <w:rFonts w:ascii="Avenir Next" w:hAnsi="Avenir Next" w:cs="Avenir Next" w:eastAsia="Avenir Next"/>
           <w:color w:val="1A1A1A"/>
-          <w:sz w:val="20"/>
+          <w:sz w:val="22"/>
           <w:szCs w:val="20"/>
         </w:rPr>
         <w:t xml:space="preserve">Each row in a garden has 5 plants. Let x = rows and y = plants.</w:t>
@@ -1253,25 +1257,25 @@
           <w:rFonts w:ascii="Avenir Next" w:hAnsi="Avenir Next" w:cs="Avenir Next" w:eastAsia="Avenir Next"/>
           <w:b/>
           <w:color w:val="003A70"/>
+          <w:sz w:val="22"/>
+          <w:szCs w:val="20"/>
+        </w:rPr>
+        <w:t xml:space="preserve">a.</w:t>
+      </w:r>
+      <w:r>
+        <w:rPr>
+          <w:rFonts w:ascii="Avenir Next" w:hAnsi="Avenir Next" w:cs="Avenir Next" w:eastAsia="Avenir Next"/>
+          <w:color w:val="1A1A1A"/>
           <w:sz w:val="20"/>
           <w:szCs w:val="20"/>
         </w:rPr>
-        <w:t xml:space="preserve">a.</w:t>
-      </w:r>
-      <w:r>
-        <w:rPr>
-          <w:rFonts w:ascii="Avenir Next" w:hAnsi="Avenir Next" w:cs="Avenir Next" w:eastAsia="Avenir Next"/>
-          <w:color w:val="1A1A1A"/>
-          <w:sz w:val="20"/>
-          <w:szCs w:val="20"/>
-        </w:rPr>
         <w:tab/>
       </w:r>
       <w:r>
         <w:rPr>
           <w:rFonts w:ascii="Avenir Next" w:hAnsi="Avenir Next" w:cs="Avenir Next" w:eastAsia="Avenir Next"/>
           <w:color w:val="1A1A1A"/>
-          <w:sz w:val="20"/>
+          <w:sz w:val="22"/>
           <w:szCs w:val="20"/>
         </w:rPr>
         <w:t xml:space="preserve">Write the ordered pair for 8 rows.</w:t>
@@ -1310,25 +1314,25 @@
           <w:rFonts w:ascii="Avenir Next" w:hAnsi="Avenir Next" w:cs="Avenir Next" w:eastAsia="Avenir Next"/>
           <w:b/>
           <w:color w:val="003A70"/>
+          <w:sz w:val="22"/>
+          <w:szCs w:val="20"/>
+        </w:rPr>
+        <w:t xml:space="preserve">b.</w:t>
+      </w:r>
+      <w:r>
+        <w:rPr>
+          <w:rFonts w:ascii="Avenir Next" w:hAnsi="Avenir Next" w:cs="Avenir Next" w:eastAsia="Avenir Next"/>
+          <w:color w:val="1A1A1A"/>
           <w:sz w:val="20"/>
           <w:szCs w:val="20"/>
         </w:rPr>
-        <w:t xml:space="preserve">b.</w:t>
-      </w:r>
-      <w:r>
-        <w:rPr>
-          <w:rFonts w:ascii="Avenir Next" w:hAnsi="Avenir Next" w:cs="Avenir Next" w:eastAsia="Avenir Next"/>
-          <w:color w:val="1A1A1A"/>
-          <w:sz w:val="20"/>
-          <w:szCs w:val="20"/>
-        </w:rPr>
         <w:tab/>
       </w:r>
       <w:r>
         <w:rPr>
           <w:rFonts w:ascii="Avenir Next" w:hAnsi="Avenir Next" w:cs="Avenir Next" w:eastAsia="Avenir Next"/>
           <w:color w:val="1A1A1A"/>
-          <w:sz w:val="20"/>
+          <w:sz w:val="22"/>
           <w:szCs w:val="20"/>
         </w:rPr>
         <w:t xml:space="preserve">Write the ordered pair for 0 rows. What does it mean?</w:t>
@@ -1372,18 +1376,18 @@
           <w:rFonts w:ascii="Avenir Next" w:hAnsi="Avenir Next" w:cs="Avenir Next" w:eastAsia="Avenir Next"/>
           <w:b/>
           <w:color w:val="1A1A1A"/>
+          <w:sz w:val="22"/>
+          <w:szCs w:val="20"/>
+        </w:rPr>
+        <w:t xml:space="preserve">5.</w:t>
+      </w:r>
+      <w:r>
+        <w:rPr>
+          <w:rFonts w:ascii="Avenir Next" w:hAnsi="Avenir Next" w:cs="Avenir Next" w:eastAsia="Avenir Next"/>
+          <w:color w:val="1A1A1A"/>
           <w:sz w:val="20"/>
           <w:szCs w:val="20"/>
         </w:rPr>
-        <w:t xml:space="preserve">5.</w:t>
-      </w:r>
-      <w:r>
-        <w:rPr>
-          <w:rFonts w:ascii="Avenir Next" w:hAnsi="Avenir Next" w:cs="Avenir Next" w:eastAsia="Avenir Next"/>
-          <w:color w:val="1A1A1A"/>
-          <w:sz w:val="20"/>
-          <w:szCs w:val="20"/>
-        </w:rPr>
         <w:tab/>
       </w:r>
       <w:r>
@@ -1391,7 +1395,7 @@
           <w:rFonts w:ascii="Avenir Next" w:hAnsi="Avenir Next" w:cs="Avenir Next" w:eastAsia="Avenir Next"/>
           <w:b/>
           <w:color w:val="1A1A1A"/>
-          <w:sz w:val="20"/>
+          <w:sz w:val="22"/>
           <w:szCs w:val="20"/>
         </w:rPr>
         <w:t xml:space="preserve">Same Line?  </w:t>
@@ -1400,7 +1404,7 @@
         <w:rPr>
           <w:rFonts w:ascii="Avenir Next" w:hAnsi="Avenir Next" w:cs="Avenir Next" w:eastAsia="Avenir Next"/>
           <w:color w:val="1A1A1A"/>
-          <w:sz w:val="20"/>
+          <w:sz w:val="22"/>
           <w:szCs w:val="20"/>
         </w:rPr>
         <w:t xml:space="preserve">Do the points (1, 5), (2, 10), and (3, 14) all lie on one straight line through (0, 0)?</w:t>
@@ -1468,46 +1472,46 @@
               <w:rPr>
                 <w:rFonts w:ascii="Avenir Next" w:hAnsi="Avenir Next" w:cs="Avenir Next" w:eastAsia="Avenir Next"/>
                 <w:color w:val="1A1A1A"/>
+                <w:sz w:val="22"/>
+                <w:szCs w:val="19"/>
+              </w:rPr>
+              <w:t xml:space="preserve">Yes</w:t>
+            </w:r>
+          </w:p>
+        </w:tc>
+        <w:tc>
+          <w:tcPr>
+            <w:tcW w:w="4536" w:type="dxa"/>
+            <w:vAlign w:val="top"/>
+          </w:tcPr>
+          <w:p>
+            <w:pPr>
+              <w:spacing w:before="0" w:after="0" w:line="240" w:lineRule="auto"/>
+              <w:ind w:left="0"/>
+            </w:pPr>
+            <w:r>
+              <w:rPr>
+                <w:rFonts w:ascii="Arial" w:hAnsi="Arial" w:cs="Arial" w:eastAsia="Arial"/>
+                <w:color w:val="1A1A1A"/>
+                <w:sz w:val="26"/>
+                <w:szCs w:val="26"/>
+              </w:rPr>
+              <w:t xml:space="preserve">□</w:t>
+            </w:r>
+            <w:r>
+              <w:rPr>
+                <w:rFonts w:ascii="Avenir Next" w:hAnsi="Avenir Next" w:cs="Avenir Next" w:eastAsia="Avenir Next"/>
+                <w:color w:val="1A1A1A"/>
                 <w:sz w:val="19"/>
                 <w:szCs w:val="19"/>
               </w:rPr>
-              <w:t xml:space="preserve">Yes</w:t>
-            </w:r>
-          </w:p>
-        </w:tc>
-        <w:tc>
-          <w:tcPr>
-            <w:tcW w:w="4536" w:type="dxa"/>
-            <w:vAlign w:val="top"/>
-          </w:tcPr>
-          <w:p>
-            <w:pPr>
-              <w:spacing w:before="0" w:after="0" w:line="240" w:lineRule="auto"/>
-              <w:ind w:left="0"/>
-            </w:pPr>
-            <w:r>
-              <w:rPr>
-                <w:rFonts w:ascii="Arial" w:hAnsi="Arial" w:cs="Arial" w:eastAsia="Arial"/>
-                <w:color w:val="1A1A1A"/>
-                <w:sz w:val="26"/>
-                <w:szCs w:val="26"/>
-              </w:rPr>
-              <w:t xml:space="preserve">□</w:t>
-            </w:r>
-            <w:r>
-              <w:rPr>
-                <w:rFonts w:ascii="Avenir Next" w:hAnsi="Avenir Next" w:cs="Avenir Next" w:eastAsia="Avenir Next"/>
-                <w:color w:val="1A1A1A"/>
-                <w:sz w:val="19"/>
-                <w:szCs w:val="19"/>
-              </w:rPr>
               <w:t xml:space="preserve">  </w:t>
             </w:r>
             <w:r>
               <w:rPr>
                 <w:rFonts w:ascii="Avenir Next" w:hAnsi="Avenir Next" w:cs="Avenir Next" w:eastAsia="Avenir Next"/>
                 <w:color w:val="1A1A1A"/>
-                <w:sz w:val="19"/>
+                <w:sz w:val="22"/>
                 <w:szCs w:val="19"/>
               </w:rPr>
               <w:t xml:space="preserve">No</w:t>
@@ -1535,18 +1539,18 @@
           <w:rFonts w:ascii="Avenir Next" w:hAnsi="Avenir Next" w:cs="Avenir Next" w:eastAsia="Avenir Next"/>
           <w:b/>
           <w:color w:val="1A1A1A"/>
+          <w:sz w:val="22"/>
+          <w:szCs w:val="20"/>
+        </w:rPr>
+        <w:t xml:space="preserve">6.</w:t>
+      </w:r>
+      <w:r>
+        <w:rPr>
+          <w:rFonts w:ascii="Avenir Next" w:hAnsi="Avenir Next" w:cs="Avenir Next" w:eastAsia="Avenir Next"/>
+          <w:color w:val="1A1A1A"/>
           <w:sz w:val="20"/>
           <w:szCs w:val="20"/>
         </w:rPr>
-        <w:t xml:space="preserve">6.</w:t>
-      </w:r>
-      <w:r>
-        <w:rPr>
-          <w:rFonts w:ascii="Avenir Next" w:hAnsi="Avenir Next" w:cs="Avenir Next" w:eastAsia="Avenir Next"/>
-          <w:color w:val="1A1A1A"/>
-          <w:sz w:val="20"/>
-          <w:szCs w:val="20"/>
-        </w:rPr>
         <w:tab/>
       </w:r>
       <w:r>
@@ -1554,7 +1558,7 @@
           <w:rFonts w:ascii="Avenir Next" w:hAnsi="Avenir Next" w:cs="Avenir Next" w:eastAsia="Avenir Next"/>
           <w:b/>
           <w:color w:val="1A1A1A"/>
-          <w:sz w:val="20"/>
+          <w:sz w:val="22"/>
           <w:szCs w:val="20"/>
         </w:rPr>
         <w:t xml:space="preserve">Find the Error.  </w:t>
@@ -1563,7 +1567,7 @@
         <w:rPr>
           <w:rFonts w:ascii="Avenir Next" w:hAnsi="Avenir Next" w:cs="Avenir Next" w:eastAsia="Avenir Next"/>
           <w:color w:val="1A1A1A"/>
-          <w:sz w:val="20"/>
+          <w:sz w:val="22"/>
           <w:szCs w:val="20"/>
         </w:rPr>
         <w:t xml:space="preserve">Tickets cost $2 each. On a graph with x = tickets and y = cost, Ruby plotted (12, 6) for 6 tickets. Explain her mistake and write the correct point.</w:t>
@@ -1684,6 +1688,7 @@
           </w:tcPr>
           <w:p>
             <w:pPr>
+              <w:pStyle w:val="Heading2"/>
               <w:spacing w:before="0" w:after="0" w:line="240" w:lineRule="auto"/>
             </w:pPr>
             <w:r>
@@ -1721,7 +1726,7 @@
               <w:rPr>
                 <w:rFonts w:ascii="Avenir Next" w:hAnsi="Avenir Next" w:cs="Avenir Next" w:eastAsia="Avenir Next"/>
                 <w:color w:val="1A1A1A"/>
-                <w:sz w:val="17"/>
+                <w:sz w:val="22"/>
                 <w:szCs w:val="17"/>
               </w:rPr>
               <w:t xml:space="preserve">  I can do this on my own</w:t>
@@ -1750,7 +1755,7 @@
               <w:rPr>
                 <w:rFonts w:ascii="Avenir Next" w:hAnsi="Avenir Next" w:cs="Avenir Next" w:eastAsia="Avenir Next"/>
                 <w:color w:val="1A1A1A"/>
-                <w:sz w:val="17"/>
+                <w:sz w:val="22"/>
                 <w:szCs w:val="17"/>
               </w:rPr>
               <w:t xml:space="preserve">  I need a little help</w:t>
@@ -1779,7 +1784,7 @@
               <w:rPr>
                 <w:rFonts w:ascii="Avenir Next" w:hAnsi="Avenir Next" w:cs="Avenir Next" w:eastAsia="Avenir Next"/>
                 <w:color w:val="1A1A1A"/>
-                <w:sz w:val="17"/>
+                <w:sz w:val="22"/>
                 <w:szCs w:val="17"/>
               </w:rPr>
               <w:t xml:space="preserve">  I have a question about #</w:t>
@@ -1817,7 +1822,7 @@
         <w:rPr>
           <w:rFonts w:ascii="Avenir Next" w:hAnsi="Avenir Next" w:cs="Avenir Next" w:eastAsia="Avenir Next"/>
           <w:color w:val="5A5F66"/>
-          <w:sz w:val="17"/>
+          <w:sz w:val="22"/>
           <w:szCs w:val="17"/>
         </w:rPr>
         <w:t xml:space="preserve">Make a table for something that comes in packs at home. Say two of its ordered pairs.</w:t>
@@ -1837,10 +1842,28 @@
         <w:rPr>
           <w:rFonts w:ascii="Avenir Next" w:hAnsi="Avenir Next" w:cs="Avenir Next" w:eastAsia="Avenir Next"/>
           <w:color w:val="1A1A1A"/>
+          <w:sz w:val="22"/>
+          <w:szCs w:val="20"/>
+        </w:rPr>
+        <w:t xml:space="preserve">Name</w:t>
+      </w:r>
+      <w:r>
+        <w:rPr>
+          <w:rFonts w:ascii="Avenir Next" w:hAnsi="Avenir Next" w:cs="Avenir Next" w:eastAsia="Avenir Next"/>
+          <w:color w:val="1A1A1A"/>
           <w:sz w:val="20"/>
           <w:szCs w:val="20"/>
         </w:rPr>
-        <w:t xml:space="preserve">Name</w:t>
+        <w:tab/>
+      </w:r>
+      <w:r>
+        <w:rPr>
+          <w:rFonts w:ascii="Avenir Next" w:hAnsi="Avenir Next" w:cs="Avenir Next" w:eastAsia="Avenir Next"/>
+          <w:color w:val="1A1A1A"/>
+          <w:sz w:val="22"/>
+          <w:szCs w:val="20"/>
+        </w:rPr>
+        <w:t xml:space="preserve">   Date</w:t>
       </w:r>
       <w:r>
         <w:rPr>
@@ -1855,25 +1878,7 @@
         <w:rPr>
           <w:rFonts w:ascii="Avenir Next" w:hAnsi="Avenir Next" w:cs="Avenir Next" w:eastAsia="Avenir Next"/>
           <w:color w:val="1A1A1A"/>
-          <w:sz w:val="20"/>
-          <w:szCs w:val="20"/>
-        </w:rPr>
-        <w:t xml:space="preserve">   Date</w:t>
-      </w:r>
-      <w:r>
-        <w:rPr>
-          <w:rFonts w:ascii="Avenir Next" w:hAnsi="Avenir Next" w:cs="Avenir Next" w:eastAsia="Avenir Next"/>
-          <w:color w:val="1A1A1A"/>
-          <w:sz w:val="20"/>
-          <w:szCs w:val="20"/>
-        </w:rPr>
-        <w:tab/>
-      </w:r>
-      <w:r>
-        <w:rPr>
-          <w:rFonts w:ascii="Avenir Next" w:hAnsi="Avenir Next" w:cs="Avenir Next" w:eastAsia="Avenir Next"/>
-          <w:color w:val="1A1A1A"/>
-          <w:sz w:val="20"/>
+          <w:sz w:val="22"/>
           <w:szCs w:val="20"/>
         </w:rPr>
         <w:t xml:space="preserve">   Period</w:t>
@@ -1900,7 +1905,7 @@
           <w:caps/>
           <w:color w:val="003A70"/>
           <w:spacing w:val="12"/>
-          <w:sz w:val="19"/>
+          <w:sz w:val="22"/>
           <w:szCs w:val="19"/>
         </w:rPr>
         <w:t xml:space="preserve">Lesson 3-4  ·  Homework Packet  ·  Sheet 2 of 2</w:t>
@@ -1908,6 +1913,7 @@
     </w:p>
     <w:p>
       <w:pPr>
+        <w:pStyle w:val="Heading1"/>
         <w:keepNext/>
         <w:spacing w:before="0" w:after="0" w:line="240" w:lineRule="auto"/>
       </w:pPr>
@@ -1933,7 +1939,7 @@
         <w:rPr>
           <w:rFonts w:ascii="Avenir Next" w:hAnsi="Avenir Next" w:cs="Avenir Next" w:eastAsia="Avenir Next"/>
           <w:color w:val="5A5F66"/>
-          <w:sz w:val="17"/>
+          <w:sz w:val="22"/>
           <w:szCs w:val="17"/>
         </w:rPr>
         <w:t xml:space="preserve">Maryland Standard 6.RP.A.3a   ·   Learning target — I can explain what a point on a ratio graph means in the situation it describes.</w:t>
@@ -1980,6 +1986,7 @@
           </w:tcPr>
           <w:p>
             <w:pPr>
+              <w:pStyle w:val="Heading2"/>
               <w:spacing w:before="0" w:after="0" w:line="240" w:lineRule="auto"/>
             </w:pPr>
             <w:r>
@@ -2007,44 +2014,44 @@
                 <w:rFonts w:ascii="Avenir Next" w:hAnsi="Avenir Next" w:cs="Avenir Next" w:eastAsia="Avenir Next"/>
                 <w:b/>
                 <w:color w:val="003A70"/>
+                <w:sz w:val="22"/>
+                <w:szCs w:val="18"/>
+              </w:rPr>
+              <w:t xml:space="preserve">•</w:t>
+            </w:r>
+            <w:r>
+              <w:rPr>
+                <w:rFonts w:ascii="Avenir Next" w:hAnsi="Avenir Next" w:cs="Avenir Next" w:eastAsia="Avenir Next"/>
+                <w:color w:val="1A1A1A"/>
                 <w:sz w:val="18"/>
                 <w:szCs w:val="18"/>
               </w:rPr>
-              <w:t xml:space="preserve">•</w:t>
-            </w:r>
-            <w:r>
-              <w:rPr>
-                <w:rFonts w:ascii="Avenir Next" w:hAnsi="Avenir Next" w:cs="Avenir Next" w:eastAsia="Avenir Next"/>
-                <w:color w:val="1A1A1A"/>
-                <w:sz w:val="18"/>
+              <w:tab/>
+            </w:r>
+            <w:r>
+              <w:rPr>
+                <w:rFonts w:ascii="Avenir Next" w:hAnsi="Avenir Next" w:cs="Avenir Next" w:eastAsia="Avenir Next"/>
+                <w:color w:val="1A1A1A"/>
+                <w:sz w:val="22"/>
                 <w:szCs w:val="18"/>
               </w:rPr>
-              <w:tab/>
-            </w:r>
-            <w:r>
-              <w:rPr>
-                <w:rFonts w:ascii="Avenir Next" w:hAnsi="Avenir Next" w:cs="Avenir Next" w:eastAsia="Avenir Next"/>
-                <w:color w:val="1A1A1A"/>
-                <w:sz w:val="18"/>
+              <w:t xml:space="preserve">Each point (x, y) is a pair of amounts. Say </w:t>
+            </w:r>
+            <w:r>
+              <w:rPr>
+                <w:rFonts w:ascii="Avenir Next" w:hAnsi="Avenir Next" w:cs="Avenir Next" w:eastAsia="Avenir Next"/>
+                <w:b/>
+                <w:color w:val="1A1A1A"/>
+                <w:sz w:val="22"/>
                 <w:szCs w:val="18"/>
               </w:rPr>
-              <w:t xml:space="preserve">Each point (x, y) is a pair of amounts. Say </w:t>
-            </w:r>
-            <w:r>
-              <w:rPr>
-                <w:rFonts w:ascii="Avenir Next" w:hAnsi="Avenir Next" w:cs="Avenir Next" w:eastAsia="Avenir Next"/>
-                <w:b/>
-                <w:color w:val="1A1A1A"/>
-                <w:sz w:val="18"/>
-                <w:szCs w:val="18"/>
-              </w:rPr>
               <w:t xml:space="preserve">both</w:t>
             </w:r>
             <w:r>
               <w:rPr>
                 <w:rFonts w:ascii="Avenir Next" w:hAnsi="Avenir Next" w:cs="Avenir Next" w:eastAsia="Avenir Next"/>
                 <w:color w:val="1A1A1A"/>
-                <w:sz w:val="18"/>
+                <w:sz w:val="22"/>
                 <w:szCs w:val="18"/>
               </w:rPr>
               <w:t xml:space="preserve"> with units.</w:t>
@@ -2063,63 +2070,63 @@
                 <w:rFonts w:ascii="Avenir Next" w:hAnsi="Avenir Next" w:cs="Avenir Next" w:eastAsia="Avenir Next"/>
                 <w:b/>
                 <w:color w:val="003A70"/>
+                <w:sz w:val="22"/>
+                <w:szCs w:val="18"/>
+              </w:rPr>
+              <w:t xml:space="preserve">•</w:t>
+            </w:r>
+            <w:r>
+              <w:rPr>
+                <w:rFonts w:ascii="Avenir Next" w:hAnsi="Avenir Next" w:cs="Avenir Next" w:eastAsia="Avenir Next"/>
+                <w:color w:val="1A1A1A"/>
                 <w:sz w:val="18"/>
                 <w:szCs w:val="18"/>
               </w:rPr>
-              <w:t xml:space="preserve">•</w:t>
-            </w:r>
-            <w:r>
-              <w:rPr>
-                <w:rFonts w:ascii="Avenir Next" w:hAnsi="Avenir Next" w:cs="Avenir Next" w:eastAsia="Avenir Next"/>
-                <w:color w:val="1A1A1A"/>
-                <w:sz w:val="18"/>
+              <w:tab/>
+            </w:r>
+            <w:r>
+              <w:rPr>
+                <w:rFonts w:ascii="Avenir Next" w:hAnsi="Avenir Next" w:cs="Avenir Next" w:eastAsia="Avenir Next"/>
+                <w:color w:val="1A1A1A"/>
+                <w:sz w:val="22"/>
                 <w:szCs w:val="18"/>
               </w:rPr>
-              <w:tab/>
-            </w:r>
-            <w:r>
-              <w:rPr>
-                <w:rFonts w:ascii="Avenir Next" w:hAnsi="Avenir Next" w:cs="Avenir Next" w:eastAsia="Avenir Next"/>
-                <w:color w:val="1A1A1A"/>
-                <w:sz w:val="18"/>
+              <w:t xml:space="preserve">The point </w:t>
+            </w:r>
+            <w:r>
+              <w:rPr>
+                <w:rFonts w:ascii="Avenir Next" w:hAnsi="Avenir Next" w:cs="Avenir Next" w:eastAsia="Avenir Next"/>
+                <w:b/>
+                <w:color w:val="1A1A1A"/>
+                <w:sz w:val="22"/>
                 <w:szCs w:val="18"/>
               </w:rPr>
-              <w:t xml:space="preserve">The point </w:t>
-            </w:r>
-            <w:r>
-              <w:rPr>
-                <w:rFonts w:ascii="Avenir Next" w:hAnsi="Avenir Next" w:cs="Avenir Next" w:eastAsia="Avenir Next"/>
-                <w:b/>
-                <w:color w:val="1A1A1A"/>
-                <w:sz w:val="18"/>
+              <w:t xml:space="preserve">(1, y)</w:t>
+            </w:r>
+            <w:r>
+              <w:rPr>
+                <w:rFonts w:ascii="Avenir Next" w:hAnsi="Avenir Next" w:cs="Avenir Next" w:eastAsia="Avenir Next"/>
+                <w:color w:val="1A1A1A"/>
+                <w:sz w:val="22"/>
                 <w:szCs w:val="18"/>
               </w:rPr>
-              <w:t xml:space="preserve">(1, y)</w:t>
-            </w:r>
-            <w:r>
-              <w:rPr>
-                <w:rFonts w:ascii="Avenir Next" w:hAnsi="Avenir Next" w:cs="Avenir Next" w:eastAsia="Avenir Next"/>
-                <w:color w:val="1A1A1A"/>
-                <w:sz w:val="18"/>
+              <w:t xml:space="preserve"> shows the </w:t>
+            </w:r>
+            <w:r>
+              <w:rPr>
+                <w:rFonts w:ascii="Avenir Next" w:hAnsi="Avenir Next" w:cs="Avenir Next" w:eastAsia="Avenir Next"/>
+                <w:b/>
+                <w:color w:val="1A1A1A"/>
+                <w:sz w:val="22"/>
                 <w:szCs w:val="18"/>
               </w:rPr>
-              <w:t xml:space="preserve"> shows the </w:t>
-            </w:r>
-            <w:r>
-              <w:rPr>
-                <w:rFonts w:ascii="Avenir Next" w:hAnsi="Avenir Next" w:cs="Avenir Next" w:eastAsia="Avenir Next"/>
-                <w:b/>
-                <w:color w:val="1A1A1A"/>
-                <w:sz w:val="18"/>
-                <w:szCs w:val="18"/>
-              </w:rPr>
               <w:t xml:space="preserve">unit rate</w:t>
             </w:r>
             <w:r>
               <w:rPr>
                 <w:rFonts w:ascii="Avenir Next" w:hAnsi="Avenir Next" w:cs="Avenir Next" w:eastAsia="Avenir Next"/>
                 <w:color w:val="1A1A1A"/>
-                <w:sz w:val="18"/>
+                <w:sz w:val="22"/>
                 <w:szCs w:val="18"/>
               </w:rPr>
               <w:t xml:space="preserve">: y ÷ x for any point. (0, 0) means zero of both.</w:t>
@@ -2134,6 +2141,7 @@
           </w:tcPr>
           <w:p>
             <w:pPr>
+              <w:pStyle w:val="Heading2"/>
               <w:spacing w:before="0" w:after="0" w:line="240" w:lineRule="auto"/>
             </w:pPr>
             <w:r>
@@ -2156,7 +2164,7 @@
               <w:rPr>
                 <w:rFonts w:ascii="Avenir Next" w:hAnsi="Avenir Next" w:cs="Avenir Next" w:eastAsia="Avenir Next"/>
                 <w:color w:val="1A1A1A"/>
-                <w:sz w:val="17"/>
+                <w:sz w:val="22"/>
                 <w:szCs w:val="17"/>
               </w:rPr>
               <w:t xml:space="preserve">A graph of hours worked (x) and dollars earned (y) passes through (3, 45). What does the point mean?</w:t>
@@ -2175,25 +2183,25 @@
                 <w:rFonts w:ascii="Avenir Next" w:hAnsi="Avenir Next" w:cs="Avenir Next" w:eastAsia="Avenir Next"/>
                 <w:b/>
                 <w:color w:val="003A70"/>
+                <w:sz w:val="22"/>
+                <w:szCs w:val="17"/>
+              </w:rPr>
+              <w:t xml:space="preserve">Step 1</w:t>
+            </w:r>
+            <w:r>
+              <w:rPr>
+                <w:rFonts w:ascii="Avenir Next" w:hAnsi="Avenir Next" w:cs="Avenir Next" w:eastAsia="Avenir Next"/>
+                <w:color w:val="1A1A1A"/>
                 <w:sz w:val="17"/>
                 <w:szCs w:val="17"/>
               </w:rPr>
-              <w:t xml:space="preserve">Step 1</w:t>
-            </w:r>
-            <w:r>
-              <w:rPr>
-                <w:rFonts w:ascii="Avenir Next" w:hAnsi="Avenir Next" w:cs="Avenir Next" w:eastAsia="Avenir Next"/>
-                <w:color w:val="1A1A1A"/>
-                <w:sz w:val="17"/>
-                <w:szCs w:val="17"/>
-              </w:rPr>
               <w:tab/>
             </w:r>
             <w:r>
               <w:rPr>
                 <w:rFonts w:ascii="Avenir Next" w:hAnsi="Avenir Next" w:cs="Avenir Next" w:eastAsia="Avenir Next"/>
                 <w:color w:val="1A1A1A"/>
-                <w:sz w:val="17"/>
+                <w:sz w:val="22"/>
                 <w:szCs w:val="17"/>
               </w:rPr>
               <w:t xml:space="preserve">(3, 45): 3 hours of work earns $45</w:t>
@@ -2212,25 +2220,25 @@
                 <w:rFonts w:ascii="Avenir Next" w:hAnsi="Avenir Next" w:cs="Avenir Next" w:eastAsia="Avenir Next"/>
                 <w:b/>
                 <w:color w:val="003A70"/>
+                <w:sz w:val="22"/>
+                <w:szCs w:val="17"/>
+              </w:rPr>
+              <w:t xml:space="preserve">Step 2</w:t>
+            </w:r>
+            <w:r>
+              <w:rPr>
+                <w:rFonts w:ascii="Avenir Next" w:hAnsi="Avenir Next" w:cs="Avenir Next" w:eastAsia="Avenir Next"/>
+                <w:color w:val="1A1A1A"/>
                 <w:sz w:val="17"/>
                 <w:szCs w:val="17"/>
               </w:rPr>
-              <w:t xml:space="preserve">Step 2</w:t>
-            </w:r>
-            <w:r>
-              <w:rPr>
-                <w:rFonts w:ascii="Avenir Next" w:hAnsi="Avenir Next" w:cs="Avenir Next" w:eastAsia="Avenir Next"/>
-                <w:color w:val="1A1A1A"/>
-                <w:sz w:val="17"/>
-                <w:szCs w:val="17"/>
-              </w:rPr>
               <w:tab/>
             </w:r>
             <w:r>
               <w:rPr>
                 <w:rFonts w:ascii="Avenir Next" w:hAnsi="Avenir Next" w:cs="Avenir Next" w:eastAsia="Avenir Next"/>
                 <w:color w:val="1A1A1A"/>
-                <w:sz w:val="17"/>
+                <w:sz w:val="22"/>
                 <w:szCs w:val="17"/>
               </w:rPr>
               <w:t xml:space="preserve">Unit rate: 45 ÷ 3 = 15, so (1, 15) is on the line</w:t>
@@ -2249,18 +2257,18 @@
                 <w:rFonts w:ascii="Avenir Next" w:hAnsi="Avenir Next" w:cs="Avenir Next" w:eastAsia="Avenir Next"/>
                 <w:b/>
                 <w:color w:val="1A1A1A"/>
+                <w:sz w:val="22"/>
+                <w:szCs w:val="17"/>
+              </w:rPr>
+              <w:t xml:space="preserve">Answer</w:t>
+            </w:r>
+            <w:r>
+              <w:rPr>
+                <w:rFonts w:ascii="Avenir Next" w:hAnsi="Avenir Next" w:cs="Avenir Next" w:eastAsia="Avenir Next"/>
+                <w:color w:val="1A1A1A"/>
                 <w:sz w:val="17"/>
                 <w:szCs w:val="17"/>
               </w:rPr>
-              <w:t xml:space="preserve">Answer</w:t>
-            </w:r>
-            <w:r>
-              <w:rPr>
-                <w:rFonts w:ascii="Avenir Next" w:hAnsi="Avenir Next" w:cs="Avenir Next" w:eastAsia="Avenir Next"/>
-                <w:color w:val="1A1A1A"/>
-                <w:sz w:val="17"/>
-                <w:szCs w:val="17"/>
-              </w:rPr>
               <w:tab/>
             </w:r>
             <w:r>
@@ -2268,7 +2276,7 @@
                 <w:rFonts w:ascii="Avenir Next" w:hAnsi="Avenir Next" w:cs="Avenir Next" w:eastAsia="Avenir Next"/>
                 <w:b/>
                 <w:color w:val="1A1A1A"/>
-                <w:sz w:val="17"/>
+                <w:sz w:val="22"/>
                 <w:szCs w:val="17"/>
               </w:rPr>
               <w:t xml:space="preserve">$15 per hour</w:t>
@@ -2279,6 +2287,7 @@
     </w:tbl>
     <w:p>
       <w:pPr>
+        <w:pStyle w:val="Heading2"/>
         <w:keepNext/>
         <w:pBdr>
           <w:bottom w:val="single" w:sz="8" w:space="3" w:color="003A70"/>
@@ -2294,7 +2303,7 @@
           <w:b/>
           <w:color w:val="003A70"/>
           <w:spacing w:val="14"/>
-          <w:sz w:val="19"/>
+          <w:sz w:val="22"/>
           <w:szCs w:val="19"/>
         </w:rPr>
         <w:t xml:space="preserve">PRACTICE</w:t>
@@ -2313,7 +2322,7 @@
           <w:rFonts w:ascii="Avenir Next" w:hAnsi="Avenir Next" w:cs="Avenir Next" w:eastAsia="Avenir Next"/>
           <w:i/>
           <w:color w:val="5A5F66"/>
-          <w:sz w:val="17"/>
+          <w:sz w:val="22"/>
           <w:szCs w:val="17"/>
         </w:rPr>
         <w:t xml:space="preserve">show your work · label units</w:t>
@@ -2372,25 +2381,25 @@
                 <w:rFonts w:ascii="Avenir Next" w:hAnsi="Avenir Next" w:cs="Avenir Next" w:eastAsia="Avenir Next"/>
                 <w:b/>
                 <w:color w:val="1A1A1A"/>
+                <w:sz w:val="22"/>
+                <w:szCs w:val="20"/>
+              </w:rPr>
+              <w:t xml:space="preserve">1.</w:t>
+            </w:r>
+            <w:r>
+              <w:rPr>
+                <w:rFonts w:ascii="Avenir Next" w:hAnsi="Avenir Next" w:cs="Avenir Next" w:eastAsia="Avenir Next"/>
+                <w:color w:val="1A1A1A"/>
                 <w:sz w:val="20"/>
                 <w:szCs w:val="20"/>
               </w:rPr>
-              <w:t xml:space="preserve">1.</w:t>
-            </w:r>
-            <w:r>
-              <w:rPr>
-                <w:rFonts w:ascii="Avenir Next" w:hAnsi="Avenir Next" w:cs="Avenir Next" w:eastAsia="Avenir Next"/>
-                <w:color w:val="1A1A1A"/>
-                <w:sz w:val="20"/>
-                <w:szCs w:val="20"/>
-              </w:rPr>
               <w:tab/>
             </w:r>
             <w:r>
               <w:rPr>
                 <w:rFonts w:ascii="Avenir Next" w:hAnsi="Avenir Next" w:cs="Avenir Next" w:eastAsia="Avenir Next"/>
                 <w:color w:val="1A1A1A"/>
-                <w:sz w:val="20"/>
+                <w:sz w:val="22"/>
                 <w:szCs w:val="20"/>
               </w:rPr>
               <w:t xml:space="preserve">The graph shows time (x, hours) and distance (y, miles) for a cyclist.</w:t>
@@ -2410,25 +2419,25 @@
                 <w:rFonts w:ascii="Avenir Next" w:hAnsi="Avenir Next" w:cs="Avenir Next" w:eastAsia="Avenir Next"/>
                 <w:b/>
                 <w:color w:val="003A70"/>
+                <w:sz w:val="22"/>
+                <w:szCs w:val="20"/>
+              </w:rPr>
+              <w:t xml:space="preserve">a.</w:t>
+            </w:r>
+            <w:r>
+              <w:rPr>
+                <w:rFonts w:ascii="Avenir Next" w:hAnsi="Avenir Next" w:cs="Avenir Next" w:eastAsia="Avenir Next"/>
+                <w:color w:val="1A1A1A"/>
                 <w:sz w:val="20"/>
                 <w:szCs w:val="20"/>
               </w:rPr>
-              <w:t xml:space="preserve">a.</w:t>
-            </w:r>
-            <w:r>
-              <w:rPr>
-                <w:rFonts w:ascii="Avenir Next" w:hAnsi="Avenir Next" w:cs="Avenir Next" w:eastAsia="Avenir Next"/>
-                <w:color w:val="1A1A1A"/>
-                <w:sz w:val="20"/>
-                <w:szCs w:val="20"/>
-              </w:rPr>
               <w:tab/>
             </w:r>
             <w:r>
               <w:rPr>
                 <w:rFonts w:ascii="Avenir Next" w:hAnsi="Avenir Next" w:cs="Avenir Next" w:eastAsia="Avenir Next"/>
                 <w:color w:val="1A1A1A"/>
-                <w:sz w:val="20"/>
+                <w:sz w:val="22"/>
                 <w:szCs w:val="20"/>
               </w:rPr>
               <w:t xml:space="preserve">What does the point (2, 24) mean?</w:t>
@@ -2467,10 +2476,28 @@
                 <w:rFonts w:ascii="Avenir Next" w:hAnsi="Avenir Next" w:cs="Avenir Next" w:eastAsia="Avenir Next"/>
                 <w:b/>
                 <w:color w:val="003A70"/>
+                <w:sz w:val="22"/>
+                <w:szCs w:val="20"/>
+              </w:rPr>
+              <w:t xml:space="preserve">b.</w:t>
+            </w:r>
+            <w:r>
+              <w:rPr>
+                <w:rFonts w:ascii="Avenir Next" w:hAnsi="Avenir Next" w:cs="Avenir Next" w:eastAsia="Avenir Next"/>
+                <w:color w:val="1A1A1A"/>
                 <w:sz w:val="20"/>
                 <w:szCs w:val="20"/>
               </w:rPr>
-              <w:t xml:space="preserve">b.</w:t>
+              <w:tab/>
+            </w:r>
+            <w:r>
+              <w:rPr>
+                <w:rFonts w:ascii="Avenir Next" w:hAnsi="Avenir Next" w:cs="Avenir Next" w:eastAsia="Avenir Next"/>
+                <w:color w:val="1A1A1A"/>
+                <w:sz w:val="22"/>
+                <w:szCs w:val="20"/>
+              </w:rPr>
+              <w:t xml:space="preserve">What is the unit rate?</w:t>
             </w:r>
             <w:r>
               <w:rPr>
@@ -2479,7 +2506,7 @@
                 <w:sz w:val="20"/>
                 <w:szCs w:val="20"/>
               </w:rPr>
-              <w:tab/>
+              <w:t xml:space="preserve">  </w:t>
             </w:r>
             <w:r>
               <w:rPr>
@@ -2487,24 +2514,6 @@
                 <w:color w:val="1A1A1A"/>
                 <w:sz w:val="20"/>
                 <w:szCs w:val="20"/>
-              </w:rPr>
-              <w:t xml:space="preserve">What is the unit rate?</w:t>
-            </w:r>
-            <w:r>
-              <w:rPr>
-                <w:rFonts w:ascii="Avenir Next" w:hAnsi="Avenir Next" w:cs="Avenir Next" w:eastAsia="Avenir Next"/>
-                <w:color w:val="1A1A1A"/>
-                <w:sz w:val="20"/>
-                <w:szCs w:val="20"/>
-              </w:rPr>
-              <w:t xml:space="preserve">  </w:t>
-            </w:r>
-            <w:r>
-              <w:rPr>
-                <w:rFonts w:ascii="Avenir Next" w:hAnsi="Avenir Next" w:cs="Avenir Next" w:eastAsia="Avenir Next"/>
-                <w:color w:val="1A1A1A"/>
-                <w:sz w:val="20"/>
-                <w:szCs w:val="20"/>
                 <w:u w:val="single"/>
               </w:rPr>
               <w:t xml:space="preserve">                </w:t>
@@ -2513,7 +2522,7 @@
               <w:rPr>
                 <w:rFonts w:ascii="Avenir Next" w:hAnsi="Avenir Next" w:cs="Avenir Next" w:eastAsia="Avenir Next"/>
                 <w:color w:val="1A1A1A"/>
-                <w:sz w:val="20"/>
+                <w:sz w:val="22"/>
                 <w:szCs w:val="20"/>
               </w:rPr>
               <w:t xml:space="preserve"> miles per hour</w:t>
@@ -2533,10 +2542,28 @@
                 <w:rFonts w:ascii="Avenir Next" w:hAnsi="Avenir Next" w:cs="Avenir Next" w:eastAsia="Avenir Next"/>
                 <w:b/>
                 <w:color w:val="003A70"/>
+                <w:sz w:val="22"/>
+                <w:szCs w:val="20"/>
+              </w:rPr>
+              <w:t xml:space="preserve">c.</w:t>
+            </w:r>
+            <w:r>
+              <w:rPr>
+                <w:rFonts w:ascii="Avenir Next" w:hAnsi="Avenir Next" w:cs="Avenir Next" w:eastAsia="Avenir Next"/>
+                <w:color w:val="1A1A1A"/>
                 <w:sz w:val="20"/>
                 <w:szCs w:val="20"/>
               </w:rPr>
-              <w:t xml:space="preserve">c.</w:t>
+              <w:tab/>
+            </w:r>
+            <w:r>
+              <w:rPr>
+                <w:rFonts w:ascii="Avenir Next" w:hAnsi="Avenir Next" w:cs="Avenir Next" w:eastAsia="Avenir Next"/>
+                <w:color w:val="1A1A1A"/>
+                <w:sz w:val="22"/>
+                <w:szCs w:val="20"/>
+              </w:rPr>
+              <w:t xml:space="preserve">At this rate, how far does the cyclist ride in 6 hours?</w:t>
             </w:r>
             <w:r>
               <w:rPr>
@@ -2545,7 +2572,7 @@
                 <w:sz w:val="20"/>
                 <w:szCs w:val="20"/>
               </w:rPr>
-              <w:tab/>
+              <w:t xml:space="preserve">  </w:t>
             </w:r>
             <w:r>
               <w:rPr>
@@ -2553,24 +2580,6 @@
                 <w:color w:val="1A1A1A"/>
                 <w:sz w:val="20"/>
                 <w:szCs w:val="20"/>
-              </w:rPr>
-              <w:t xml:space="preserve">At this rate, how far does the cyclist ride in 6 hours?</w:t>
-            </w:r>
-            <w:r>
-              <w:rPr>
-                <w:rFonts w:ascii="Avenir Next" w:hAnsi="Avenir Next" w:cs="Avenir Next" w:eastAsia="Avenir Next"/>
-                <w:color w:val="1A1A1A"/>
-                <w:sz w:val="20"/>
-                <w:szCs w:val="20"/>
-              </w:rPr>
-              <w:t xml:space="preserve">  </w:t>
-            </w:r>
-            <w:r>
-              <w:rPr>
-                <w:rFonts w:ascii="Avenir Next" w:hAnsi="Avenir Next" w:cs="Avenir Next" w:eastAsia="Avenir Next"/>
-                <w:color w:val="1A1A1A"/>
-                <w:sz w:val="20"/>
-                <w:szCs w:val="20"/>
                 <w:u w:val="single"/>
               </w:rPr>
               <w:t xml:space="preserve">                </w:t>
@@ -2579,7 +2588,7 @@
               <w:rPr>
                 <w:rFonts w:ascii="Avenir Next" w:hAnsi="Avenir Next" w:cs="Avenir Next" w:eastAsia="Avenir Next"/>
                 <w:color w:val="1A1A1A"/>
-                <w:sz w:val="20"/>
+                <w:sz w:val="22"/>
                 <w:szCs w:val="20"/>
               </w:rPr>
               <w:t xml:space="preserve"> miles</w:t>
@@ -2603,7 +2612,7 @@
               <w:drawing>
                 <wp:inline distT="0" distB="0" distL="0" distR="0">
                   <wp:extent cx="1737360" cy="1204738"/>
-                  <wp:docPr id="2" name="Figure 2"/>
+                  <wp:docPr id="2" name="Figure 2" descr="Coordinate grid. Horizontal axis Hours: 0 to 5, ticks every 1. Vertical axis Miles: 0 to 60, ticks every 12. Points: x: 0; y: 0, x: 1; y: 12, x: 2; y: 24, x: 3; y: 36, x: 4; y: 48. Line: True."/>
                   <a:graphic xmlns:a="http://schemas.openxmlformats.org/drawingml/2006/main">
                     <a:graphicData uri="http://schemas.openxmlformats.org/drawingml/2006/picture">
                       <pic:pic xmlns:pic="http://schemas.openxmlformats.org/drawingml/2006/picture">
@@ -2655,25 +2664,25 @@
           <w:rFonts w:ascii="Avenir Next" w:hAnsi="Avenir Next" w:cs="Avenir Next" w:eastAsia="Avenir Next"/>
           <w:b/>
           <w:color w:val="1A1A1A"/>
+          <w:sz w:val="22"/>
+          <w:szCs w:val="20"/>
+        </w:rPr>
+        <w:t xml:space="preserve">2.</w:t>
+      </w:r>
+      <w:r>
+        <w:rPr>
+          <w:rFonts w:ascii="Avenir Next" w:hAnsi="Avenir Next" w:cs="Avenir Next" w:eastAsia="Avenir Next"/>
+          <w:color w:val="1A1A1A"/>
           <w:sz w:val="20"/>
           <w:szCs w:val="20"/>
         </w:rPr>
-        <w:t xml:space="preserve">2.</w:t>
-      </w:r>
-      <w:r>
-        <w:rPr>
-          <w:rFonts w:ascii="Avenir Next" w:hAnsi="Avenir Next" w:cs="Avenir Next" w:eastAsia="Avenir Next"/>
-          <w:color w:val="1A1A1A"/>
-          <w:sz w:val="20"/>
-          <w:szCs w:val="20"/>
-        </w:rPr>
         <w:tab/>
       </w:r>
       <w:r>
         <w:rPr>
           <w:rFonts w:ascii="Avenir Next" w:hAnsi="Avenir Next" w:cs="Avenir Next" w:eastAsia="Avenir Next"/>
           <w:color w:val="1A1A1A"/>
-          <w:sz w:val="20"/>
+          <w:sz w:val="22"/>
           <w:szCs w:val="20"/>
         </w:rPr>
         <w:t xml:space="preserve">A ratio graph of trays (x) and muffins (y) passes through (1, 12). Find each missing value.</w:t>
@@ -2728,25 +2737,25 @@
                 <w:rFonts w:ascii="Avenir Next" w:hAnsi="Avenir Next" w:cs="Avenir Next" w:eastAsia="Avenir Next"/>
                 <w:b/>
                 <w:color w:val="003A70"/>
+                <w:sz w:val="22"/>
+                <w:szCs w:val="20"/>
+              </w:rPr>
+              <w:t xml:space="preserve">a.</w:t>
+            </w:r>
+            <w:r>
+              <w:rPr>
+                <w:rFonts w:ascii="Avenir Next" w:hAnsi="Avenir Next" w:cs="Avenir Next" w:eastAsia="Avenir Next"/>
+                <w:color w:val="1A1A1A"/>
                 <w:sz w:val="20"/>
                 <w:szCs w:val="20"/>
               </w:rPr>
-              <w:t xml:space="preserve">a.</w:t>
-            </w:r>
-            <w:r>
-              <w:rPr>
-                <w:rFonts w:ascii="Avenir Next" w:hAnsi="Avenir Next" w:cs="Avenir Next" w:eastAsia="Avenir Next"/>
-                <w:color w:val="1A1A1A"/>
-                <w:sz w:val="20"/>
-                <w:szCs w:val="20"/>
-              </w:rPr>
               <w:tab/>
             </w:r>
             <w:r>
               <w:rPr>
                 <w:rFonts w:ascii="Avenir Next" w:hAnsi="Avenir Next" w:cs="Avenir Next" w:eastAsia="Avenir Next"/>
                 <w:color w:val="1A1A1A"/>
-                <w:sz w:val="20"/>
+                <w:sz w:val="22"/>
                 <w:szCs w:val="20"/>
               </w:rPr>
               <w:t xml:space="preserve">x = 4, y =</w:t>
@@ -2790,25 +2799,25 @@
                 <w:rFonts w:ascii="Avenir Next" w:hAnsi="Avenir Next" w:cs="Avenir Next" w:eastAsia="Avenir Next"/>
                 <w:b/>
                 <w:color w:val="003A70"/>
+                <w:sz w:val="22"/>
+                <w:szCs w:val="20"/>
+              </w:rPr>
+              <w:t xml:space="preserve">b.</w:t>
+            </w:r>
+            <w:r>
+              <w:rPr>
+                <w:rFonts w:ascii="Avenir Next" w:hAnsi="Avenir Next" w:cs="Avenir Next" w:eastAsia="Avenir Next"/>
+                <w:color w:val="1A1A1A"/>
                 <w:sz w:val="20"/>
                 <w:szCs w:val="20"/>
               </w:rPr>
-              <w:t xml:space="preserve">b.</w:t>
-            </w:r>
-            <w:r>
-              <w:rPr>
-                <w:rFonts w:ascii="Avenir Next" w:hAnsi="Avenir Next" w:cs="Avenir Next" w:eastAsia="Avenir Next"/>
-                <w:color w:val="1A1A1A"/>
-                <w:sz w:val="20"/>
-                <w:szCs w:val="20"/>
-              </w:rPr>
               <w:tab/>
             </w:r>
             <w:r>
               <w:rPr>
                 <w:rFonts w:ascii="Avenir Next" w:hAnsi="Avenir Next" w:cs="Avenir Next" w:eastAsia="Avenir Next"/>
                 <w:color w:val="1A1A1A"/>
-                <w:sz w:val="20"/>
+                <w:sz w:val="22"/>
                 <w:szCs w:val="20"/>
               </w:rPr>
               <w:t xml:space="preserve">y = 60, x =</w:t>
@@ -2858,25 +2867,25 @@
                 <w:rFonts w:ascii="Avenir Next" w:hAnsi="Avenir Next" w:cs="Avenir Next" w:eastAsia="Avenir Next"/>
                 <w:b/>
                 <w:color w:val="003A70"/>
+                <w:sz w:val="22"/>
+                <w:szCs w:val="20"/>
+              </w:rPr>
+              <w:t xml:space="preserve">c.</w:t>
+            </w:r>
+            <w:r>
+              <w:rPr>
+                <w:rFonts w:ascii="Avenir Next" w:hAnsi="Avenir Next" w:cs="Avenir Next" w:eastAsia="Avenir Next"/>
+                <w:color w:val="1A1A1A"/>
                 <w:sz w:val="20"/>
                 <w:szCs w:val="20"/>
               </w:rPr>
-              <w:t xml:space="preserve">c.</w:t>
-            </w:r>
-            <w:r>
-              <w:rPr>
-                <w:rFonts w:ascii="Avenir Next" w:hAnsi="Avenir Next" w:cs="Avenir Next" w:eastAsia="Avenir Next"/>
-                <w:color w:val="1A1A1A"/>
-                <w:sz w:val="20"/>
-                <w:szCs w:val="20"/>
-              </w:rPr>
               <w:tab/>
             </w:r>
             <w:r>
               <w:rPr>
                 <w:rFonts w:ascii="Avenir Next" w:hAnsi="Avenir Next" w:cs="Avenir Next" w:eastAsia="Avenir Next"/>
                 <w:color w:val="1A1A1A"/>
-                <w:sz w:val="20"/>
+                <w:sz w:val="22"/>
                 <w:szCs w:val="20"/>
               </w:rPr>
               <w:t xml:space="preserve">x = 7, y =</w:t>
@@ -2920,25 +2929,25 @@
                 <w:rFonts w:ascii="Avenir Next" w:hAnsi="Avenir Next" w:cs="Avenir Next" w:eastAsia="Avenir Next"/>
                 <w:b/>
                 <w:color w:val="003A70"/>
+                <w:sz w:val="22"/>
+                <w:szCs w:val="20"/>
+              </w:rPr>
+              <w:t xml:space="preserve">d.</w:t>
+            </w:r>
+            <w:r>
+              <w:rPr>
+                <w:rFonts w:ascii="Avenir Next" w:hAnsi="Avenir Next" w:cs="Avenir Next" w:eastAsia="Avenir Next"/>
+                <w:color w:val="1A1A1A"/>
                 <w:sz w:val="20"/>
                 <w:szCs w:val="20"/>
               </w:rPr>
-              <w:t xml:space="preserve">d.</w:t>
-            </w:r>
-            <w:r>
-              <w:rPr>
-                <w:rFonts w:ascii="Avenir Next" w:hAnsi="Avenir Next" w:cs="Avenir Next" w:eastAsia="Avenir Next"/>
-                <w:color w:val="1A1A1A"/>
-                <w:sz w:val="20"/>
-                <w:szCs w:val="20"/>
-              </w:rPr>
               <w:tab/>
             </w:r>
             <w:r>
               <w:rPr>
                 <w:rFonts w:ascii="Avenir Next" w:hAnsi="Avenir Next" w:cs="Avenir Next" w:eastAsia="Avenir Next"/>
                 <w:color w:val="1A1A1A"/>
-                <w:sz w:val="20"/>
+                <w:sz w:val="22"/>
                 <w:szCs w:val="20"/>
               </w:rPr>
               <w:t xml:space="preserve">y = 36, x =</w:t>
@@ -2988,25 +2997,25 @@
                 <w:rFonts w:ascii="Avenir Next" w:hAnsi="Avenir Next" w:cs="Avenir Next" w:eastAsia="Avenir Next"/>
                 <w:b/>
                 <w:color w:val="003A70"/>
+                <w:sz w:val="22"/>
+                <w:szCs w:val="20"/>
+              </w:rPr>
+              <w:t xml:space="preserve">e.</w:t>
+            </w:r>
+            <w:r>
+              <w:rPr>
+                <w:rFonts w:ascii="Avenir Next" w:hAnsi="Avenir Next" w:cs="Avenir Next" w:eastAsia="Avenir Next"/>
+                <w:color w:val="1A1A1A"/>
                 <w:sz w:val="20"/>
                 <w:szCs w:val="20"/>
               </w:rPr>
-              <w:t xml:space="preserve">e.</w:t>
-            </w:r>
-            <w:r>
-              <w:rPr>
-                <w:rFonts w:ascii="Avenir Next" w:hAnsi="Avenir Next" w:cs="Avenir Next" w:eastAsia="Avenir Next"/>
-                <w:color w:val="1A1A1A"/>
-                <w:sz w:val="20"/>
-                <w:szCs w:val="20"/>
-              </w:rPr>
               <w:tab/>
             </w:r>
             <w:r>
               <w:rPr>
                 <w:rFonts w:ascii="Avenir Next" w:hAnsi="Avenir Next" w:cs="Avenir Next" w:eastAsia="Avenir Next"/>
                 <w:color w:val="1A1A1A"/>
-                <w:sz w:val="20"/>
+                <w:sz w:val="22"/>
                 <w:szCs w:val="20"/>
               </w:rPr>
               <w:t xml:space="preserve">x = 10, y =</w:t>
@@ -3050,25 +3059,25 @@
                 <w:rFonts w:ascii="Avenir Next" w:hAnsi="Avenir Next" w:cs="Avenir Next" w:eastAsia="Avenir Next"/>
                 <w:b/>
                 <w:color w:val="003A70"/>
+                <w:sz w:val="22"/>
+                <w:szCs w:val="20"/>
+              </w:rPr>
+              <w:t xml:space="preserve">f.</w:t>
+            </w:r>
+            <w:r>
+              <w:rPr>
+                <w:rFonts w:ascii="Avenir Next" w:hAnsi="Avenir Next" w:cs="Avenir Next" w:eastAsia="Avenir Next"/>
+                <w:color w:val="1A1A1A"/>
                 <w:sz w:val="20"/>
                 <w:szCs w:val="20"/>
               </w:rPr>
-              <w:t xml:space="preserve">f.</w:t>
-            </w:r>
-            <w:r>
-              <w:rPr>
-                <w:rFonts w:ascii="Avenir Next" w:hAnsi="Avenir Next" w:cs="Avenir Next" w:eastAsia="Avenir Next"/>
-                <w:color w:val="1A1A1A"/>
-                <w:sz w:val="20"/>
-                <w:szCs w:val="20"/>
-              </w:rPr>
               <w:tab/>
             </w:r>
             <w:r>
               <w:rPr>
                 <w:rFonts w:ascii="Avenir Next" w:hAnsi="Avenir Next" w:cs="Avenir Next" w:eastAsia="Avenir Next"/>
                 <w:color w:val="1A1A1A"/>
-                <w:sz w:val="20"/>
+                <w:sz w:val="22"/>
                 <w:szCs w:val="20"/>
               </w:rPr>
               <w:t xml:space="preserve">y = 96, x =</w:t>
@@ -3115,18 +3124,18 @@
           <w:rFonts w:ascii="Avenir Next" w:hAnsi="Avenir Next" w:cs="Avenir Next" w:eastAsia="Avenir Next"/>
           <w:b/>
           <w:color w:val="1A1A1A"/>
+          <w:sz w:val="22"/>
+          <w:szCs w:val="20"/>
+        </w:rPr>
+        <w:t xml:space="preserve">3.</w:t>
+      </w:r>
+      <w:r>
+        <w:rPr>
+          <w:rFonts w:ascii="Avenir Next" w:hAnsi="Avenir Next" w:cs="Avenir Next" w:eastAsia="Avenir Next"/>
+          <w:color w:val="1A1A1A"/>
           <w:sz w:val="20"/>
           <w:szCs w:val="20"/>
         </w:rPr>
-        <w:t xml:space="preserve">3.</w:t>
-      </w:r>
-      <w:r>
-        <w:rPr>
-          <w:rFonts w:ascii="Avenir Next" w:hAnsi="Avenir Next" w:cs="Avenir Next" w:eastAsia="Avenir Next"/>
-          <w:color w:val="1A1A1A"/>
-          <w:sz w:val="20"/>
-          <w:szCs w:val="20"/>
-        </w:rPr>
         <w:tab/>
       </w:r>
       <w:r>
@@ -3134,7 +3143,7 @@
           <w:rFonts w:ascii="Avenir Next" w:hAnsi="Avenir Next" w:cs="Avenir Next" w:eastAsia="Avenir Next"/>
           <w:b/>
           <w:color w:val="1A1A1A"/>
-          <w:sz w:val="20"/>
+          <w:sz w:val="22"/>
           <w:szCs w:val="20"/>
         </w:rPr>
         <w:t xml:space="preserve">Same Line?  </w:t>
@@ -3143,7 +3152,7 @@
         <w:rPr>
           <w:rFonts w:ascii="Avenir Next" w:hAnsi="Avenir Next" w:cs="Avenir Next" w:eastAsia="Avenir Next"/>
           <w:color w:val="1A1A1A"/>
-          <w:sz w:val="20"/>
+          <w:sz w:val="22"/>
           <w:szCs w:val="20"/>
         </w:rPr>
         <w:t xml:space="preserve">A ratio graph of pounds of grapes (x) and cost in dollars (y) passes through (4, 10).</w:t>
@@ -3163,10 +3172,28 @@
           <w:rFonts w:ascii="Avenir Next" w:hAnsi="Avenir Next" w:cs="Avenir Next" w:eastAsia="Avenir Next"/>
           <w:b/>
           <w:color w:val="003A70"/>
+          <w:sz w:val="22"/>
+          <w:szCs w:val="20"/>
+        </w:rPr>
+        <w:t xml:space="preserve">a.</w:t>
+      </w:r>
+      <w:r>
+        <w:rPr>
+          <w:rFonts w:ascii="Avenir Next" w:hAnsi="Avenir Next" w:cs="Avenir Next" w:eastAsia="Avenir Next"/>
+          <w:color w:val="1A1A1A"/>
           <w:sz w:val="20"/>
           <w:szCs w:val="20"/>
         </w:rPr>
-        <w:t xml:space="preserve">a.</w:t>
+        <w:tab/>
+      </w:r>
+      <w:r>
+        <w:rPr>
+          <w:rFonts w:ascii="Avenir Next" w:hAnsi="Avenir Next" w:cs="Avenir Next" w:eastAsia="Avenir Next"/>
+          <w:color w:val="1A1A1A"/>
+          <w:sz w:val="22"/>
+          <w:szCs w:val="20"/>
+        </w:rPr>
+        <w:t xml:space="preserve">What is the unit rate?</w:t>
       </w:r>
       <w:r>
         <w:rPr>
@@ -3175,7 +3202,7 @@
           <w:sz w:val="20"/>
           <w:szCs w:val="20"/>
         </w:rPr>
-        <w:tab/>
+        <w:t xml:space="preserve">  </w:t>
       </w:r>
       <w:r>
         <w:rPr>
@@ -3183,24 +3210,6 @@
           <w:color w:val="1A1A1A"/>
           <w:sz w:val="20"/>
           <w:szCs w:val="20"/>
-        </w:rPr>
-        <w:t xml:space="preserve">What is the unit rate?</w:t>
-      </w:r>
-      <w:r>
-        <w:rPr>
-          <w:rFonts w:ascii="Avenir Next" w:hAnsi="Avenir Next" w:cs="Avenir Next" w:eastAsia="Avenir Next"/>
-          <w:color w:val="1A1A1A"/>
-          <w:sz w:val="20"/>
-          <w:szCs w:val="20"/>
-        </w:rPr>
-        <w:t xml:space="preserve">  </w:t>
-      </w:r>
-      <w:r>
-        <w:rPr>
-          <w:rFonts w:ascii="Avenir Next" w:hAnsi="Avenir Next" w:cs="Avenir Next" w:eastAsia="Avenir Next"/>
-          <w:color w:val="1A1A1A"/>
-          <w:sz w:val="20"/>
-          <w:szCs w:val="20"/>
           <w:u w:val="single"/>
         </w:rPr>
         <w:t xml:space="preserve">                </w:t>
@@ -3209,7 +3218,7 @@
         <w:rPr>
           <w:rFonts w:ascii="Avenir Next" w:hAnsi="Avenir Next" w:cs="Avenir Next" w:eastAsia="Avenir Next"/>
           <w:color w:val="1A1A1A"/>
-          <w:sz w:val="20"/>
+          <w:sz w:val="22"/>
           <w:szCs w:val="20"/>
         </w:rPr>
         <w:t xml:space="preserve"> per pound</w:t>
@@ -3229,25 +3238,25 @@
           <w:rFonts w:ascii="Avenir Next" w:hAnsi="Avenir Next" w:cs="Avenir Next" w:eastAsia="Avenir Next"/>
           <w:b/>
           <w:color w:val="003A70"/>
+          <w:sz w:val="22"/>
+          <w:szCs w:val="20"/>
+        </w:rPr>
+        <w:t xml:space="preserve">b.</w:t>
+      </w:r>
+      <w:r>
+        <w:rPr>
+          <w:rFonts w:ascii="Avenir Next" w:hAnsi="Avenir Next" w:cs="Avenir Next" w:eastAsia="Avenir Next"/>
+          <w:color w:val="1A1A1A"/>
           <w:sz w:val="20"/>
           <w:szCs w:val="20"/>
         </w:rPr>
-        <w:t xml:space="preserve">b.</w:t>
-      </w:r>
-      <w:r>
-        <w:rPr>
-          <w:rFonts w:ascii="Avenir Next" w:hAnsi="Avenir Next" w:cs="Avenir Next" w:eastAsia="Avenir Next"/>
-          <w:color w:val="1A1A1A"/>
-          <w:sz w:val="20"/>
-          <w:szCs w:val="20"/>
-        </w:rPr>
         <w:tab/>
       </w:r>
       <w:r>
         <w:rPr>
           <w:rFonts w:ascii="Avenir Next" w:hAnsi="Avenir Next" w:cs="Avenir Next" w:eastAsia="Avenir Next"/>
           <w:color w:val="1A1A1A"/>
-          <w:sz w:val="20"/>
+          <w:sz w:val="22"/>
           <w:szCs w:val="20"/>
         </w:rPr>
         <w:t xml:space="preserve">Is (6, 15) on the line? Is (8, 18)? Show how you know.</w:t>
@@ -3291,18 +3300,18 @@
           <w:rFonts w:ascii="Avenir Next" w:hAnsi="Avenir Next" w:cs="Avenir Next" w:eastAsia="Avenir Next"/>
           <w:b/>
           <w:color w:val="1A1A1A"/>
+          <w:sz w:val="22"/>
+          <w:szCs w:val="20"/>
+        </w:rPr>
+        <w:t xml:space="preserve">4.</w:t>
+      </w:r>
+      <w:r>
+        <w:rPr>
+          <w:rFonts w:ascii="Avenir Next" w:hAnsi="Avenir Next" w:cs="Avenir Next" w:eastAsia="Avenir Next"/>
+          <w:color w:val="1A1A1A"/>
           <w:sz w:val="20"/>
           <w:szCs w:val="20"/>
         </w:rPr>
-        <w:t xml:space="preserve">4.</w:t>
-      </w:r>
-      <w:r>
-        <w:rPr>
-          <w:rFonts w:ascii="Avenir Next" w:hAnsi="Avenir Next" w:cs="Avenir Next" w:eastAsia="Avenir Next"/>
-          <w:color w:val="1A1A1A"/>
-          <w:sz w:val="20"/>
-          <w:szCs w:val="20"/>
-        </w:rPr>
         <w:tab/>
       </w:r>
       <w:r>
@@ -3310,7 +3319,7 @@
           <w:rFonts w:ascii="Avenir Next" w:hAnsi="Avenir Next" w:cs="Avenir Next" w:eastAsia="Avenir Next"/>
           <w:b/>
           <w:color w:val="1A1A1A"/>
-          <w:sz w:val="20"/>
+          <w:sz w:val="22"/>
           <w:szCs w:val="20"/>
         </w:rPr>
         <w:t xml:space="preserve">Find the Error.  </w:t>
@@ -3319,7 +3328,7 @@
         <w:rPr>
           <w:rFonts w:ascii="Avenir Next" w:hAnsi="Avenir Next" w:cs="Avenir Next" w:eastAsia="Avenir Next"/>
           <w:color w:val="1A1A1A"/>
-          <w:sz w:val="20"/>
+          <w:sz w:val="22"/>
           <w:szCs w:val="20"/>
         </w:rPr>
         <w:t xml:space="preserve">A graph of laps (x) and minutes (y) passes through (3, 12). Omar says it means 12 laps in 3 minutes. What is wrong?</w:t>
@@ -3398,6 +3407,7 @@
     </w:p>
     <w:p>
       <w:pPr>
+        <w:pStyle w:val="Heading2"/>
         <w:keepNext/>
         <w:pBdr>
           <w:bottom w:val="single" w:sz="8" w:space="3" w:color="003A70"/>
@@ -3413,7 +3423,7 @@
           <w:b/>
           <w:color w:val="003A70"/>
           <w:spacing w:val="14"/>
-          <w:sz w:val="19"/>
+          <w:sz w:val="22"/>
           <w:szCs w:val="19"/>
         </w:rPr>
         <w:t xml:space="preserve">TEST PRACTICE</w:t>
@@ -3432,7 +3442,7 @@
           <w:rFonts w:ascii="Avenir Next" w:hAnsi="Avenir Next" w:cs="Avenir Next" w:eastAsia="Avenir Next"/>
           <w:i/>
           <w:color w:val="5A5F66"/>
-          <w:sz w:val="17"/>
+          <w:sz w:val="22"/>
           <w:szCs w:val="17"/>
         </w:rPr>
         <w:t xml:space="preserve">choose the best answer</w:t>
@@ -3452,25 +3462,25 @@
           <w:rFonts w:ascii="Avenir Next" w:hAnsi="Avenir Next" w:cs="Avenir Next" w:eastAsia="Avenir Next"/>
           <w:b/>
           <w:color w:val="1A1A1A"/>
+          <w:sz w:val="22"/>
+          <w:szCs w:val="20"/>
+        </w:rPr>
+        <w:t xml:space="preserve">5.</w:t>
+      </w:r>
+      <w:r>
+        <w:rPr>
+          <w:rFonts w:ascii="Avenir Next" w:hAnsi="Avenir Next" w:cs="Avenir Next" w:eastAsia="Avenir Next"/>
+          <w:color w:val="1A1A1A"/>
           <w:sz w:val="20"/>
           <w:szCs w:val="20"/>
         </w:rPr>
-        <w:t xml:space="preserve">5.</w:t>
-      </w:r>
-      <w:r>
-        <w:rPr>
-          <w:rFonts w:ascii="Avenir Next" w:hAnsi="Avenir Next" w:cs="Avenir Next" w:eastAsia="Avenir Next"/>
-          <w:color w:val="1A1A1A"/>
-          <w:sz w:val="20"/>
-          <w:szCs w:val="20"/>
-        </w:rPr>
         <w:tab/>
       </w:r>
       <w:r>
         <w:rPr>
           <w:rFonts w:ascii="Avenir Next" w:hAnsi="Avenir Next" w:cs="Avenir Next" w:eastAsia="Avenir Next"/>
           <w:color w:val="1A1A1A"/>
-          <w:sz w:val="20"/>
+          <w:sz w:val="22"/>
           <w:szCs w:val="20"/>
         </w:rPr>
         <w:t xml:space="preserve">A ratio graph passes through (5, 40). Which point is also on the line?</w:t>
@@ -3526,25 +3536,25 @@
                 <w:rFonts w:ascii="Avenir Next" w:hAnsi="Avenir Next" w:cs="Avenir Next" w:eastAsia="Avenir Next"/>
                 <w:b/>
                 <w:color w:val="003A70"/>
+                <w:sz w:val="22"/>
+                <w:szCs w:val="19"/>
+              </w:rPr>
+              <w:t xml:space="preserve">A</w:t>
+            </w:r>
+            <w:r>
+              <w:rPr>
+                <w:rFonts w:ascii="Avenir Next" w:hAnsi="Avenir Next" w:cs="Avenir Next" w:eastAsia="Avenir Next"/>
+                <w:color w:val="1A1A1A"/>
                 <w:sz w:val="19"/>
                 <w:szCs w:val="19"/>
               </w:rPr>
-              <w:t xml:space="preserve">A</w:t>
-            </w:r>
-            <w:r>
-              <w:rPr>
-                <w:rFonts w:ascii="Avenir Next" w:hAnsi="Avenir Next" w:cs="Avenir Next" w:eastAsia="Avenir Next"/>
-                <w:color w:val="1A1A1A"/>
-                <w:sz w:val="19"/>
-                <w:szCs w:val="19"/>
-              </w:rPr>
               <w:tab/>
             </w:r>
             <w:r>
               <w:rPr>
                 <w:rFonts w:ascii="Avenir Next" w:hAnsi="Avenir Next" w:cs="Avenir Next" w:eastAsia="Avenir Next"/>
                 <w:color w:val="1A1A1A"/>
-                <w:sz w:val="19"/>
+                <w:sz w:val="22"/>
                 <w:szCs w:val="19"/>
               </w:rPr>
               <w:t xml:space="preserve">(1, 8)</w:t>
@@ -3569,25 +3579,25 @@
                 <w:rFonts w:ascii="Avenir Next" w:hAnsi="Avenir Next" w:cs="Avenir Next" w:eastAsia="Avenir Next"/>
                 <w:b/>
                 <w:color w:val="003A70"/>
+                <w:sz w:val="22"/>
+                <w:szCs w:val="19"/>
+              </w:rPr>
+              <w:t xml:space="preserve">B</w:t>
+            </w:r>
+            <w:r>
+              <w:rPr>
+                <w:rFonts w:ascii="Avenir Next" w:hAnsi="Avenir Next" w:cs="Avenir Next" w:eastAsia="Avenir Next"/>
+                <w:color w:val="1A1A1A"/>
                 <w:sz w:val="19"/>
                 <w:szCs w:val="19"/>
               </w:rPr>
-              <w:t xml:space="preserve">B</w:t>
-            </w:r>
-            <w:r>
-              <w:rPr>
-                <w:rFonts w:ascii="Avenir Next" w:hAnsi="Avenir Next" w:cs="Avenir Next" w:eastAsia="Avenir Next"/>
-                <w:color w:val="1A1A1A"/>
-                <w:sz w:val="19"/>
-                <w:szCs w:val="19"/>
-              </w:rPr>
               <w:tab/>
             </w:r>
             <w:r>
               <w:rPr>
                 <w:rFonts w:ascii="Avenir Next" w:hAnsi="Avenir Next" w:cs="Avenir Next" w:eastAsia="Avenir Next"/>
                 <w:color w:val="1A1A1A"/>
-                <w:sz w:val="19"/>
+                <w:sz w:val="22"/>
                 <w:szCs w:val="19"/>
               </w:rPr>
               <w:t xml:space="preserve">(6, 41)</w:t>
@@ -3612,25 +3622,25 @@
                 <w:rFonts w:ascii="Avenir Next" w:hAnsi="Avenir Next" w:cs="Avenir Next" w:eastAsia="Avenir Next"/>
                 <w:b/>
                 <w:color w:val="003A70"/>
+                <w:sz w:val="22"/>
+                <w:szCs w:val="19"/>
+              </w:rPr>
+              <w:t xml:space="preserve">C</w:t>
+            </w:r>
+            <w:r>
+              <w:rPr>
+                <w:rFonts w:ascii="Avenir Next" w:hAnsi="Avenir Next" w:cs="Avenir Next" w:eastAsia="Avenir Next"/>
+                <w:color w:val="1A1A1A"/>
                 <w:sz w:val="19"/>
                 <w:szCs w:val="19"/>
               </w:rPr>
-              <w:t xml:space="preserve">C</w:t>
-            </w:r>
-            <w:r>
-              <w:rPr>
-                <w:rFonts w:ascii="Avenir Next" w:hAnsi="Avenir Next" w:cs="Avenir Next" w:eastAsia="Avenir Next"/>
-                <w:color w:val="1A1A1A"/>
-                <w:sz w:val="19"/>
-                <w:szCs w:val="19"/>
-              </w:rPr>
               <w:tab/>
             </w:r>
             <w:r>
               <w:rPr>
                 <w:rFonts w:ascii="Avenir Next" w:hAnsi="Avenir Next" w:cs="Avenir Next" w:eastAsia="Avenir Next"/>
                 <w:color w:val="1A1A1A"/>
-                <w:sz w:val="19"/>
+                <w:sz w:val="22"/>
                 <w:szCs w:val="19"/>
               </w:rPr>
               <w:t xml:space="preserve">(8, 5)</w:t>
@@ -3655,25 +3665,25 @@
                 <w:rFonts w:ascii="Avenir Next" w:hAnsi="Avenir Next" w:cs="Avenir Next" w:eastAsia="Avenir Next"/>
                 <w:b/>
                 <w:color w:val="003A70"/>
+                <w:sz w:val="22"/>
+                <w:szCs w:val="19"/>
+              </w:rPr>
+              <w:t xml:space="preserve">D</w:t>
+            </w:r>
+            <w:r>
+              <w:rPr>
+                <w:rFonts w:ascii="Avenir Next" w:hAnsi="Avenir Next" w:cs="Avenir Next" w:eastAsia="Avenir Next"/>
+                <w:color w:val="1A1A1A"/>
                 <w:sz w:val="19"/>
                 <w:szCs w:val="19"/>
               </w:rPr>
-              <w:t xml:space="preserve">D</w:t>
-            </w:r>
-            <w:r>
-              <w:rPr>
-                <w:rFonts w:ascii="Avenir Next" w:hAnsi="Avenir Next" w:cs="Avenir Next" w:eastAsia="Avenir Next"/>
-                <w:color w:val="1A1A1A"/>
-                <w:sz w:val="19"/>
-                <w:szCs w:val="19"/>
-              </w:rPr>
               <w:tab/>
             </w:r>
             <w:r>
               <w:rPr>
                 <w:rFonts w:ascii="Avenir Next" w:hAnsi="Avenir Next" w:cs="Avenir Next" w:eastAsia="Avenir Next"/>
                 <w:color w:val="1A1A1A"/>
-                <w:sz w:val="19"/>
+                <w:sz w:val="22"/>
                 <w:szCs w:val="19"/>
               </w:rPr>
               <w:t xml:space="preserve">(10, 45)</w:t>
@@ -3701,25 +3711,25 @@
           <w:rFonts w:ascii="Avenir Next" w:hAnsi="Avenir Next" w:cs="Avenir Next" w:eastAsia="Avenir Next"/>
           <w:b/>
           <w:color w:val="1A1A1A"/>
+          <w:sz w:val="22"/>
+          <w:szCs w:val="20"/>
+        </w:rPr>
+        <w:t xml:space="preserve">6.</w:t>
+      </w:r>
+      <w:r>
+        <w:rPr>
+          <w:rFonts w:ascii="Avenir Next" w:hAnsi="Avenir Next" w:cs="Avenir Next" w:eastAsia="Avenir Next"/>
+          <w:color w:val="1A1A1A"/>
           <w:sz w:val="20"/>
           <w:szCs w:val="20"/>
         </w:rPr>
-        <w:t xml:space="preserve">6.</w:t>
-      </w:r>
-      <w:r>
-        <w:rPr>
-          <w:rFonts w:ascii="Avenir Next" w:hAnsi="Avenir Next" w:cs="Avenir Next" w:eastAsia="Avenir Next"/>
-          <w:color w:val="1A1A1A"/>
-          <w:sz w:val="20"/>
-          <w:szCs w:val="20"/>
-        </w:rPr>
         <w:tab/>
       </w:r>
       <w:r>
         <w:rPr>
           <w:rFonts w:ascii="Avenir Next" w:hAnsi="Avenir Next" w:cs="Avenir Next" w:eastAsia="Avenir Next"/>
           <w:color w:val="1A1A1A"/>
-          <w:sz w:val="20"/>
+          <w:sz w:val="22"/>
           <w:szCs w:val="20"/>
         </w:rPr>
         <w:t xml:space="preserve">A graph of hours (x) and dollars earned (y) passes through (2, 18). What does (1, 9) mean?</w:t>
@@ -3775,25 +3785,25 @@
                 <w:rFonts w:ascii="Avenir Next" w:hAnsi="Avenir Next" w:cs="Avenir Next" w:eastAsia="Avenir Next"/>
                 <w:b/>
                 <w:color w:val="003A70"/>
+                <w:sz w:val="22"/>
+                <w:szCs w:val="19"/>
+              </w:rPr>
+              <w:t xml:space="preserve">A</w:t>
+            </w:r>
+            <w:r>
+              <w:rPr>
+                <w:rFonts w:ascii="Avenir Next" w:hAnsi="Avenir Next" w:cs="Avenir Next" w:eastAsia="Avenir Next"/>
+                <w:color w:val="1A1A1A"/>
                 <w:sz w:val="19"/>
                 <w:szCs w:val="19"/>
               </w:rPr>
-              <w:t xml:space="preserve">A</w:t>
-            </w:r>
-            <w:r>
-              <w:rPr>
-                <w:rFonts w:ascii="Avenir Next" w:hAnsi="Avenir Next" w:cs="Avenir Next" w:eastAsia="Avenir Next"/>
-                <w:color w:val="1A1A1A"/>
-                <w:sz w:val="19"/>
-                <w:szCs w:val="19"/>
-              </w:rPr>
               <w:tab/>
             </w:r>
             <w:r>
               <w:rPr>
                 <w:rFonts w:ascii="Avenir Next" w:hAnsi="Avenir Next" w:cs="Avenir Next" w:eastAsia="Avenir Next"/>
                 <w:color w:val="1A1A1A"/>
-                <w:sz w:val="19"/>
+                <w:sz w:val="22"/>
                 <w:szCs w:val="19"/>
               </w:rPr>
               <w:t xml:space="preserve">$9 per hour</w:t>
@@ -3818,25 +3828,25 @@
                 <w:rFonts w:ascii="Avenir Next" w:hAnsi="Avenir Next" w:cs="Avenir Next" w:eastAsia="Avenir Next"/>
                 <w:b/>
                 <w:color w:val="003A70"/>
+                <w:sz w:val="22"/>
+                <w:szCs w:val="19"/>
+              </w:rPr>
+              <w:t xml:space="preserve">B</w:t>
+            </w:r>
+            <w:r>
+              <w:rPr>
+                <w:rFonts w:ascii="Avenir Next" w:hAnsi="Avenir Next" w:cs="Avenir Next" w:eastAsia="Avenir Next"/>
+                <w:color w:val="1A1A1A"/>
                 <w:sz w:val="19"/>
                 <w:szCs w:val="19"/>
               </w:rPr>
-              <w:t xml:space="preserve">B</w:t>
-            </w:r>
-            <w:r>
-              <w:rPr>
-                <w:rFonts w:ascii="Avenir Next" w:hAnsi="Avenir Next" w:cs="Avenir Next" w:eastAsia="Avenir Next"/>
-                <w:color w:val="1A1A1A"/>
-                <w:sz w:val="19"/>
-                <w:szCs w:val="19"/>
-              </w:rPr>
               <w:tab/>
             </w:r>
             <w:r>
               <w:rPr>
                 <w:rFonts w:ascii="Avenir Next" w:hAnsi="Avenir Next" w:cs="Avenir Next" w:eastAsia="Avenir Next"/>
                 <w:color w:val="1A1A1A"/>
-                <w:sz w:val="19"/>
+                <w:sz w:val="22"/>
                 <w:szCs w:val="19"/>
               </w:rPr>
               <w:t xml:space="preserve">9 hours for $1</w:t>
@@ -3861,25 +3871,25 @@
                 <w:rFonts w:ascii="Avenir Next" w:hAnsi="Avenir Next" w:cs="Avenir Next" w:eastAsia="Avenir Next"/>
                 <w:b/>
                 <w:color w:val="003A70"/>
+                <w:sz w:val="22"/>
+                <w:szCs w:val="19"/>
+              </w:rPr>
+              <w:t xml:space="preserve">C</w:t>
+            </w:r>
+            <w:r>
+              <w:rPr>
+                <w:rFonts w:ascii="Avenir Next" w:hAnsi="Avenir Next" w:cs="Avenir Next" w:eastAsia="Avenir Next"/>
+                <w:color w:val="1A1A1A"/>
                 <w:sz w:val="19"/>
                 <w:szCs w:val="19"/>
               </w:rPr>
-              <w:t xml:space="preserve">C</w:t>
-            </w:r>
-            <w:r>
-              <w:rPr>
-                <w:rFonts w:ascii="Avenir Next" w:hAnsi="Avenir Next" w:cs="Avenir Next" w:eastAsia="Avenir Next"/>
-                <w:color w:val="1A1A1A"/>
-                <w:sz w:val="19"/>
-                <w:szCs w:val="19"/>
-              </w:rPr>
               <w:tab/>
             </w:r>
             <w:r>
               <w:rPr>
                 <w:rFonts w:ascii="Avenir Next" w:hAnsi="Avenir Next" w:cs="Avenir Next" w:eastAsia="Avenir Next"/>
                 <w:color w:val="1A1A1A"/>
-                <w:sz w:val="19"/>
+                <w:sz w:val="22"/>
                 <w:szCs w:val="19"/>
               </w:rPr>
               <w:t xml:space="preserve">$18 in 1 hour</w:t>
@@ -3904,25 +3914,25 @@
                 <w:rFonts w:ascii="Avenir Next" w:hAnsi="Avenir Next" w:cs="Avenir Next" w:eastAsia="Avenir Next"/>
                 <w:b/>
                 <w:color w:val="003A70"/>
+                <w:sz w:val="22"/>
+                <w:szCs w:val="19"/>
+              </w:rPr>
+              <w:t xml:space="preserve">D</w:t>
+            </w:r>
+            <w:r>
+              <w:rPr>
+                <w:rFonts w:ascii="Avenir Next" w:hAnsi="Avenir Next" w:cs="Avenir Next" w:eastAsia="Avenir Next"/>
+                <w:color w:val="1A1A1A"/>
                 <w:sz w:val="19"/>
                 <w:szCs w:val="19"/>
               </w:rPr>
-              <w:t xml:space="preserve">D</w:t>
-            </w:r>
-            <w:r>
-              <w:rPr>
-                <w:rFonts w:ascii="Avenir Next" w:hAnsi="Avenir Next" w:cs="Avenir Next" w:eastAsia="Avenir Next"/>
-                <w:color w:val="1A1A1A"/>
-                <w:sz w:val="19"/>
-                <w:szCs w:val="19"/>
-              </w:rPr>
               <w:tab/>
             </w:r>
             <w:r>
               <w:rPr>
                 <w:rFonts w:ascii="Avenir Next" w:hAnsi="Avenir Next" w:cs="Avenir Next" w:eastAsia="Avenir Next"/>
                 <w:color w:val="1A1A1A"/>
-                <w:sz w:val="19"/>
+                <w:sz w:val="22"/>
                 <w:szCs w:val="19"/>
               </w:rPr>
               <w:t xml:space="preserve">$2 per hour</w:t>
@@ -3980,6 +3990,7 @@
           </w:tcPr>
           <w:p>
             <w:pPr>
+              <w:pStyle w:val="Heading2"/>
               <w:spacing w:before="0" w:after="0" w:line="240" w:lineRule="auto"/>
             </w:pPr>
             <w:r>
@@ -4017,7 +4028,7 @@
               <w:rPr>
                 <w:rFonts w:ascii="Avenir Next" w:hAnsi="Avenir Next" w:cs="Avenir Next" w:eastAsia="Avenir Next"/>
                 <w:color w:val="1A1A1A"/>
-                <w:sz w:val="17"/>
+                <w:sz w:val="22"/>
                 <w:szCs w:val="17"/>
               </w:rPr>
               <w:t xml:space="preserve">  I can do this on my own</w:t>
@@ -4046,7 +4057,7 @@
               <w:rPr>
                 <w:rFonts w:ascii="Avenir Next" w:hAnsi="Avenir Next" w:cs="Avenir Next" w:eastAsia="Avenir Next"/>
                 <w:color w:val="1A1A1A"/>
-                <w:sz w:val="17"/>
+                <w:sz w:val="22"/>
                 <w:szCs w:val="17"/>
               </w:rPr>
               <w:t xml:space="preserve">  I need a little help</w:t>
@@ -4075,7 +4086,7 @@
               <w:rPr>
                 <w:rFonts w:ascii="Avenir Next" w:hAnsi="Avenir Next" w:cs="Avenir Next" w:eastAsia="Avenir Next"/>
                 <w:color w:val="1A1A1A"/>
-                <w:sz w:val="17"/>
+                <w:sz w:val="22"/>
                 <w:szCs w:val="17"/>
               </w:rPr>
               <w:t xml:space="preserve">  I have a question about #</w:t>
@@ -4113,7 +4124,7 @@
         <w:rPr>
           <w:rFonts w:ascii="Avenir Next" w:hAnsi="Avenir Next" w:cs="Avenir Next" w:eastAsia="Avenir Next"/>
           <w:color w:val="5A5F66"/>
-          <w:sz w:val="17"/>
+          <w:sz w:val="22"/>
           <w:szCs w:val="17"/>
         </w:rPr>
         <w:t xml:space="preserve">Tell someone at home what (1, 9) means on a graph of hours and dollars.</w:t>
@@ -4207,7 +4218,106 @@
               <w:sz w:val="15"/>
               <w:szCs w:val="15"/>
             </w:rPr>
-            <w:t xml:space="preserve">Lesson 3-4  ·  Homework Packet</w:t>
+            <w:t xml:space="preserve">3-4 · Page </w:t>
+          </w:r>
+          <w:r>
+            <w:rPr>
+              <w:rFonts w:ascii="Avenir Next" w:hAnsi="Avenir Next" w:cs="Avenir Next" w:eastAsia="Avenir Next"/>
+              <w:color w:val="5A5F66"/>
+              <w:sz w:val="15"/>
+              <w:szCs w:val="15"/>
+            </w:rPr>
+            <w:fldChar w:fldCharType="begin"/>
+          </w:r>
+          <w:r>
+            <w:rPr>
+              <w:rFonts w:ascii="Avenir Next" w:hAnsi="Avenir Next" w:cs="Avenir Next" w:eastAsia="Avenir Next"/>
+              <w:color w:val="5A5F66"/>
+              <w:sz w:val="15"/>
+              <w:szCs w:val="15"/>
+            </w:rPr>
+            <w:instrText xml:space="preserve"> PAGE </w:instrText>
+          </w:r>
+          <w:r>
+            <w:rPr>
+              <w:rFonts w:ascii="Avenir Next" w:hAnsi="Avenir Next" w:cs="Avenir Next" w:eastAsia="Avenir Next"/>
+              <w:color w:val="5A5F66"/>
+              <w:sz w:val="15"/>
+              <w:szCs w:val="15"/>
+            </w:rPr>
+            <w:fldChar w:fldCharType="separate"/>
+          </w:r>
+          <w:r>
+            <w:rPr>
+              <w:rFonts w:ascii="Avenir Next" w:hAnsi="Avenir Next" w:cs="Avenir Next" w:eastAsia="Avenir Next"/>
+              <w:color w:val="5A5F66"/>
+              <w:sz w:val="15"/>
+              <w:szCs w:val="15"/>
+            </w:rPr>
+            <w:t xml:space="preserve">1</w:t>
+          </w:r>
+          <w:r>
+            <w:rPr>
+              <w:rFonts w:ascii="Avenir Next" w:hAnsi="Avenir Next" w:cs="Avenir Next" w:eastAsia="Avenir Next"/>
+              <w:color w:val="5A5F66"/>
+              <w:sz w:val="15"/>
+              <w:szCs w:val="15"/>
+            </w:rPr>
+            <w:fldChar w:fldCharType="end"/>
+          </w:r>
+          <w:r>
+            <w:rPr>
+              <w:rFonts w:ascii="Avenir Next" w:hAnsi="Avenir Next" w:cs="Avenir Next" w:eastAsia="Avenir Next"/>
+              <w:color w:val="5A5F66"/>
+              <w:sz w:val="15"/>
+              <w:szCs w:val="15"/>
+            </w:rPr>
+            <w:t xml:space="preserve"> of </w:t>
+          </w:r>
+          <w:r>
+            <w:rPr>
+              <w:rFonts w:ascii="Avenir Next" w:hAnsi="Avenir Next" w:cs="Avenir Next" w:eastAsia="Avenir Next"/>
+              <w:color w:val="5A5F66"/>
+              <w:sz w:val="15"/>
+              <w:szCs w:val="15"/>
+            </w:rPr>
+            <w:fldChar w:fldCharType="begin"/>
+          </w:r>
+          <w:r>
+            <w:rPr>
+              <w:rFonts w:ascii="Avenir Next" w:hAnsi="Avenir Next" w:cs="Avenir Next" w:eastAsia="Avenir Next"/>
+              <w:color w:val="5A5F66"/>
+              <w:sz w:val="15"/>
+              <w:szCs w:val="15"/>
+            </w:rPr>
+            <w:instrText xml:space="preserve"> NUMPAGES </w:instrText>
+          </w:r>
+          <w:r>
+            <w:rPr>
+              <w:rFonts w:ascii="Avenir Next" w:hAnsi="Avenir Next" w:cs="Avenir Next" w:eastAsia="Avenir Next"/>
+              <w:color w:val="5A5F66"/>
+              <w:sz w:val="15"/>
+              <w:szCs w:val="15"/>
+            </w:rPr>
+            <w:fldChar w:fldCharType="separate"/>
+          </w:r>
+          <w:r>
+            <w:rPr>
+              <w:rFonts w:ascii="Avenir Next" w:hAnsi="Avenir Next" w:cs="Avenir Next" w:eastAsia="Avenir Next"/>
+              <w:color w:val="5A5F66"/>
+              <w:sz w:val="15"/>
+              <w:szCs w:val="15"/>
+            </w:rPr>
+            <w:t xml:space="preserve">1</w:t>
+          </w:r>
+          <w:r>
+            <w:rPr>
+              <w:rFonts w:ascii="Avenir Next" w:hAnsi="Avenir Next" w:cs="Avenir Next" w:eastAsia="Avenir Next"/>
+              <w:color w:val="5A5F66"/>
+              <w:sz w:val="15"/>
+              <w:szCs w:val="15"/>
+            </w:rPr>
+            <w:fldChar w:fldCharType="end"/>
           </w:r>
         </w:p>
       </w:tc>
@@ -4250,5 +4360,23 @@
       </w:tblCellMar>
     </w:tblPr>
   </w:style>
+  <w:style w:type="paragraph" w:styleId="Heading1">
+    <w:name w:val="heading 1"/>
+    <w:basedOn w:val="Normal"/>
+    <w:pPr>
+      <w:outlineLvl w:val="0"/>
+      <w:keepNext w:val="0"/>
+      <w:keepLines w:val="0"/>
+    </w:pPr>
+  </w:style>
+  <w:style w:type="paragraph" w:styleId="Heading2">
+    <w:name w:val="heading 2"/>
+    <w:basedOn w:val="Normal"/>
+    <w:pPr>
+      <w:outlineLvl w:val="1"/>
+      <w:keepNext w:val="0"/>
+      <w:keepLines w:val="0"/>
+    </w:pPr>
+  </w:style>
 </w:styles>
 </file>